--- a/courts/eleventh-circuit/georgia/state/supreme-court/answering-brief/usage/OUTPUT-answering-brief.docx
+++ b/courts/eleventh-circuit/georgia/state/supreme-court/answering-brief/usage/OUTPUT-answering-brief.docx
@@ -4,7 +4,9 @@
   <w:body>
     <w:p>
       <w:pPr>
-        <w:pStyle w:val="Centered"/>
+        <w:spacing w:before="0" w:after="0" w:line="312" w:lineRule="exact"/>
+        <w:ind w:left="0"/>
+        <w:jc w:val="center"/>
       </w:pPr>
       <w:r>
         <w:rPr>
@@ -16,7 +18,9 @@
     </w:p>
     <w:p>
       <w:pPr>
-        <w:pStyle w:val="Centered"/>
+        <w:spacing w:before="0" w:after="624" w:line="312" w:lineRule="exact"/>
+        <w:ind w:left="0"/>
+        <w:jc w:val="center"/>
       </w:pPr>
       <w:r>
         <w:rPr>
@@ -26,31 +30,35 @@
         <w:t xml:space="preserve">STATE OF GEORGIA</w:t>
       </w:r>
     </w:p>
-    <w:p>
-      <w:pPr>
-        <w:pStyle w:val="GapLarge"/>
-      </w:pPr>
-    </w:p>
     <w:tbl>
       <w:tblPr>
-        <w:tblStyle w:val="Table"/>
-        <w:tblW w:type="pct" w:w="5000"/>
+        <w:tblW w:w="9360" w:type="dxa"/>
+        <w:tblInd w:w="0" w:type="dxa"/>
         <w:tblLayout w:type="fixed"/>
-        <w:tblLook w:firstRow="0" w:lastRow="0" w:firstColumn="0" w:lastColumn="0" w:noHBand="0" w:noVBand="0" w:val="0000"/>
+        <w:tblCellMar>
+          <w:top w:w="0" w:type="dxa"/>
+          <w:left w:w="0" w:type="dxa"/>
+          <w:bottom w:w="0" w:type="dxa"/>
+          <w:right w:w="0" w:type="dxa"/>
+        </w:tblCellMar>
       </w:tblPr>
       <w:tblGrid>
-        <w:gridCol w:w="3960"/>
-        <w:gridCol w:w="3960"/>
+        <w:gridCol w:w="4392"/>
+        <w:gridCol w:w="576"/>
+        <w:gridCol w:w="4392"/>
       </w:tblGrid>
       <w:tr>
         <w:trPr>
           <w:cantSplit/>
         </w:trPr>
         <w:tc>
-          <w:tcPr/>
-          <w:p>
-            <w:pPr>
-              <w:pStyle w:val="Single"/>
+          <w:tcPr>
+            <w:tcW w:w="4392" w:type="dxa"/>
+          </w:tcPr>
+          <w:p>
+            <w:pPr>
+              <w:spacing w:before="0" w:after="0" w:line="312" w:lineRule="exact"/>
+              <w:ind w:left="0"/>
             </w:pPr>
             <w:r>
               <w:t xml:space="preserve">CHARLES CLARK, Individually, and APRIL D. CLARK, as Administrator of the Estate of April S. Clark, Deceased,</w:t>
@@ -58,7 +66,8 @@
           </w:p>
           <w:p>
             <w:pPr>
-              <w:pStyle w:val="Indent"/>
+              <w:spacing w:before="0" w:after="0" w:line="312" w:lineRule="exact"/>
+              <w:ind w:left="720"/>
             </w:pPr>
             <w:r>
               <w:t xml:space="preserve">Appellants,</w:t>
@@ -66,12 +75,8 @@
           </w:p>
           <w:p>
             <w:pPr>
-              <w:pStyle w:val="GapSmall"/>
-            </w:pPr>
-          </w:p>
-          <w:p>
-            <w:pPr>
-              <w:pStyle w:val="Indent"/>
+              <w:spacing w:before="312" w:after="0" w:line="312" w:lineRule="exact"/>
+              <w:ind w:left="720"/>
             </w:pPr>
             <w:r>
               <w:t xml:space="preserve">v.</w:t>
@@ -79,20 +84,17 @@
           </w:p>
           <w:p>
             <w:pPr>
-              <w:pStyle w:val="GapSmall"/>
-            </w:pPr>
-          </w:p>
-          <w:p>
-            <w:pPr>
-              <w:pStyle w:val="Single"/>
-            </w:pPr>
-            <w:r>
-              <w:t xml:space="preserve">THOMAS LEIGH, M.D., WILLIAM SHIRLEY, M.D., and OB/GYN SPECIALISTS, LLP,</w:t>
-            </w:r>
-          </w:p>
-          <w:p>
-            <w:pPr>
-              <w:pStyle w:val="Indent"/>
+              <w:spacing w:before="312" w:after="0" w:line="312" w:lineRule="exact"/>
+              <w:ind w:left="0"/>
+            </w:pPr>
+            <w:r>
+              <w:t xml:space="preserve">THOMAS LEIGH, M.D., WILLIAM SHIRLEY, M.D., and OB/​GYN SPECIALISTS, LLP,</w:t>
+            </w:r>
+          </w:p>
+          <w:p>
+            <w:pPr>
+              <w:spacing w:before="0" w:after="0" w:line="312" w:lineRule="exact"/>
+              <w:ind w:left="720"/>
             </w:pPr>
             <w:r>
               <w:t xml:space="preserve">Appellees.</w:t>
@@ -100,10 +102,23 @@
           </w:p>
         </w:tc>
         <w:tc>
-          <w:tcPr/>
-          <w:p>
-            <w:pPr>
-              <w:pStyle w:val="Single"/>
+          <w:tcPr>
+            <w:tcW w:w="576" w:type="dxa"/>
+          </w:tcPr>
+          <w:p>
+            <w:pPr>
+              <w:spacing w:before="0" w:after="0" w:line="312" w:lineRule="exact"/>
+            </w:pPr>
+          </w:p>
+        </w:tc>
+        <w:tc>
+          <w:tcPr>
+            <w:tcW w:w="4392" w:type="dxa"/>
+          </w:tcPr>
+          <w:p>
+            <w:pPr>
+              <w:spacing w:before="0" w:after="0" w:line="312" w:lineRule="exact"/>
+              <w:ind w:left="0"/>
             </w:pPr>
             <w:r>
               <w:t xml:space="preserve">Case No. S26A0349</w:t>
@@ -114,12 +129,9 @@
     </w:tbl>
     <w:p>
       <w:pPr>
-        <w:pStyle w:val="GapMid"/>
-      </w:pPr>
-    </w:p>
-    <w:p>
-      <w:pPr>
-        <w:pStyle w:val="Centered"/>
+        <w:spacing w:before="624" w:after="936" w:line="312" w:lineRule="exact"/>
+        <w:ind w:left="0"/>
+        <w:jc w:val="center"/>
       </w:pPr>
       <w:r>
         <w:rPr>
@@ -129,31 +141,35 @@
         <w:t xml:space="preserve">RESPONSE BRIEF OF APPELLEES</w:t>
       </w:r>
     </w:p>
-    <w:p>
-      <w:pPr>
-        <w:pStyle w:val="GapXL"/>
-      </w:pPr>
-    </w:p>
     <w:tbl>
       <w:tblPr>
-        <w:tblStyle w:val="Table"/>
-        <w:tblW w:type="pct" w:w="5000"/>
+        <w:tblW w:w="9360" w:type="dxa"/>
+        <w:tblInd w:w="0" w:type="dxa"/>
         <w:tblLayout w:type="fixed"/>
-        <w:tblLook w:firstRow="0" w:lastRow="0" w:firstColumn="0" w:lastColumn="0" w:noHBand="0" w:noVBand="0" w:val="0000"/>
+        <w:tblCellMar>
+          <w:top w:w="0" w:type="dxa"/>
+          <w:left w:w="0" w:type="dxa"/>
+          <w:bottom w:w="0" w:type="dxa"/>
+          <w:right w:w="0" w:type="dxa"/>
+        </w:tblCellMar>
       </w:tblPr>
       <w:tblGrid>
-        <w:gridCol w:w="3960"/>
-        <w:gridCol w:w="3960"/>
+        <w:gridCol w:w="4464"/>
+        <w:gridCol w:w="432"/>
+        <w:gridCol w:w="4464"/>
       </w:tblGrid>
       <w:tr>
         <w:trPr>
           <w:cantSplit/>
         </w:trPr>
         <w:tc>
-          <w:tcPr/>
-          <w:p>
-            <w:pPr>
-              <w:pStyle w:val="Single"/>
+          <w:tcPr>
+            <w:tcW w:w="4464" w:type="dxa"/>
+          </w:tcPr>
+          <w:p>
+            <w:pPr>
+              <w:spacing w:before="0" w:after="0" w:line="312" w:lineRule="exact"/>
+              <w:ind w:left="0"/>
             </w:pPr>
             <w:r>
               <w:t xml:space="preserve">David N. Nelson</w:t>
@@ -161,15 +177,17 @@
           </w:p>
           <w:p>
             <w:pPr>
-              <w:pStyle w:val="Single"/>
-            </w:pPr>
-            <w:r>
-              <w:t xml:space="preserve">Georgia Bar No. 537760</w:t>
-            </w:r>
-          </w:p>
-          <w:p>
-            <w:pPr>
-              <w:pStyle w:val="Single"/>
+              <w:spacing w:before="0" w:after="0" w:line="312" w:lineRule="exact"/>
+              <w:ind w:left="0"/>
+            </w:pPr>
+            <w:r>
+              <w:t xml:space="preserve">Georgia Bar No. 537760</w:t>
+            </w:r>
+          </w:p>
+          <w:p>
+            <w:pPr>
+              <w:spacing w:before="0" w:after="0" w:line="312" w:lineRule="exact"/>
+              <w:ind w:left="0"/>
             </w:pPr>
             <w:r>
               <w:t xml:space="preserve">Elizabeth L. Ford</w:t>
@@ -177,15 +195,17 @@
           </w:p>
           <w:p>
             <w:pPr>
-              <w:pStyle w:val="Single"/>
-            </w:pPr>
-            <w:r>
-              <w:t xml:space="preserve">Georgia Bar No. 750034</w:t>
-            </w:r>
-          </w:p>
-          <w:p>
-            <w:pPr>
-              <w:pStyle w:val="Single"/>
+              <w:spacing w:before="0" w:after="0" w:line="312" w:lineRule="exact"/>
+              <w:ind w:left="0"/>
+            </w:pPr>
+            <w:r>
+              <w:t xml:space="preserve">Georgia Bar No. 750034</w:t>
+            </w:r>
+          </w:p>
+          <w:p>
+            <w:pPr>
+              <w:spacing w:before="0" w:after="0" w:line="312" w:lineRule="exact"/>
+              <w:ind w:left="0"/>
             </w:pPr>
             <w:r>
               <w:rPr>
@@ -197,7 +217,8 @@
           </w:p>
           <w:p>
             <w:pPr>
-              <w:pStyle w:val="Single"/>
+              <w:spacing w:before="0" w:after="0" w:line="312" w:lineRule="exact"/>
+              <w:ind w:left="0"/>
             </w:pPr>
             <w:r>
               <w:rPr>
@@ -209,7 +230,8 @@
           </w:p>
           <w:p>
             <w:pPr>
-              <w:pStyle w:val="Single"/>
+              <w:spacing w:before="0" w:after="0" w:line="312" w:lineRule="exact"/>
+              <w:ind w:left="0"/>
             </w:pPr>
             <w:r>
               <w:rPr>
@@ -221,19 +243,23 @@
           </w:p>
           <w:p>
             <w:pPr>
-              <w:pStyle w:val="Single"/>
+              <w:spacing w:before="0" w:after="0" w:line="312" w:lineRule="exact"/>
+              <w:ind w:left="0"/>
             </w:pPr>
             <w:r>
               <w:rPr>
                 <w:i/>
                 <w:iCs/>
               </w:rPr>
-              <w:t xml:space="preserve">Telephone: (478) 745-1181</w:t>
-            </w:r>
-          </w:p>
-          <w:p>
-            <w:pPr>
-              <w:pStyle w:val="Single"/>
+              <w:t xml:space="preserve">Telephone: (478) 745</w:t>
+              <w:noBreakHyphen/>
+              <w:t xml:space="preserve">1181</w:t>
+            </w:r>
+          </w:p>
+          <w:p>
+            <w:pPr>
+              <w:spacing w:before="0" w:after="0" w:line="312" w:lineRule="exact"/>
+              <w:ind w:left="0"/>
             </w:pPr>
             <w:r>
               <w:rPr>
@@ -245,10 +271,23 @@
           </w:p>
         </w:tc>
         <w:tc>
-          <w:tcPr/>
-          <w:p>
-            <w:pPr>
-              <w:pStyle w:val="Single"/>
+          <w:tcPr>
+            <w:tcW w:w="432" w:type="dxa"/>
+          </w:tcPr>
+          <w:p>
+            <w:pPr>
+              <w:spacing w:before="0" w:after="0" w:line="312" w:lineRule="exact"/>
+            </w:pPr>
+          </w:p>
+        </w:tc>
+        <w:tc>
+          <w:tcPr>
+            <w:tcW w:w="4464" w:type="dxa"/>
+          </w:tcPr>
+          <w:p>
+            <w:pPr>
+              <w:spacing w:before="0" w:after="0" w:line="312" w:lineRule="exact"/>
+              <w:ind w:left="0"/>
             </w:pPr>
             <w:r>
               <w:t xml:space="preserve">R. Page Powell, Jr.</w:t>
@@ -256,15 +295,17 @@
           </w:p>
           <w:p>
             <w:pPr>
-              <w:pStyle w:val="Single"/>
-            </w:pPr>
-            <w:r>
-              <w:t xml:space="preserve">Georgia Bar No. 586696</w:t>
-            </w:r>
-          </w:p>
-          <w:p>
-            <w:pPr>
-              <w:pStyle w:val="Single"/>
+              <w:spacing w:before="0" w:after="0" w:line="312" w:lineRule="exact"/>
+              <w:ind w:left="0"/>
+            </w:pPr>
+            <w:r>
+              <w:t xml:space="preserve">Georgia Bar No. 586696</w:t>
+            </w:r>
+          </w:p>
+          <w:p>
+            <w:pPr>
+              <w:spacing w:before="0" w:after="0" w:line="312" w:lineRule="exact"/>
+              <w:ind w:left="0"/>
             </w:pPr>
             <w:r>
               <w:t xml:space="preserve">Alexander C. Vey</w:t>
@@ -272,15 +313,17 @@
           </w:p>
           <w:p>
             <w:pPr>
-              <w:pStyle w:val="Single"/>
-            </w:pPr>
-            <w:r>
-              <w:t xml:space="preserve">Georgia Bar No. 307899</w:t>
-            </w:r>
-          </w:p>
-          <w:p>
-            <w:pPr>
-              <w:pStyle w:val="Single"/>
+              <w:spacing w:before="0" w:after="0" w:line="312" w:lineRule="exact"/>
+              <w:ind w:left="0"/>
+            </w:pPr>
+            <w:r>
+              <w:t xml:space="preserve">Georgia Bar No. 307899</w:t>
+            </w:r>
+          </w:p>
+          <w:p>
+            <w:pPr>
+              <w:spacing w:before="0" w:after="0" w:line="312" w:lineRule="exact"/>
+              <w:ind w:left="0"/>
             </w:pPr>
             <w:r>
               <w:rPr>
@@ -292,7 +335,8 @@
           </w:p>
           <w:p>
             <w:pPr>
-              <w:pStyle w:val="Single"/>
+              <w:spacing w:before="0" w:after="0" w:line="312" w:lineRule="exact"/>
+              <w:ind w:left="0"/>
             </w:pPr>
             <w:r>
               <w:rPr>
@@ -304,7 +348,8 @@
           </w:p>
           <w:p>
             <w:pPr>
-              <w:pStyle w:val="Single"/>
+              <w:spacing w:before="0" w:after="0" w:line="312" w:lineRule="exact"/>
+              <w:ind w:left="0"/>
             </w:pPr>
             <w:r>
               <w:rPr>
@@ -316,19 +361,23 @@
           </w:p>
           <w:p>
             <w:pPr>
-              <w:pStyle w:val="Single"/>
+              <w:spacing w:before="0" w:after="0" w:line="312" w:lineRule="exact"/>
+              <w:ind w:left="0"/>
             </w:pPr>
             <w:r>
               <w:rPr>
                 <w:i/>
                 <w:iCs/>
               </w:rPr>
-              <w:t xml:space="preserve">Telephone: (404) 892-4022</w:t>
-            </w:r>
-          </w:p>
-          <w:p>
-            <w:pPr>
-              <w:pStyle w:val="Single"/>
+              <w:t xml:space="preserve">Telephone: (404) 892</w:t>
+              <w:noBreakHyphen/>
+              <w:t xml:space="preserve">4022</w:t>
+            </w:r>
+          </w:p>
+          <w:p>
+            <w:pPr>
+              <w:spacing w:before="0" w:after="0" w:line="312" w:lineRule="exact"/>
+              <w:ind w:left="0"/>
             </w:pPr>
             <w:r>
               <w:rPr>
@@ -345,14 +394,19 @@
       <w:pPr>
         <w:spacing w:before="0" w:after="0" w:line="20" w:lineRule="exact"/>
         <w:sectPr>
+          <w:footerReference w:type="default" r:id="rIdFtrNone"/>
           <w:pgSz w:w="12240" w:h="15840"/>
-          <w:pgMar w:top="1440" w:right="1440" w:bottom="1440" w:left="1440" w:header="720" w:footer="720" w:gutter="0"/>
+          <w:pgMar w:top="1440" w:right="1441" w:bottom="1440" w:left="1440" w:header="720" w:footer="552" w:gutter="0"/>
         </w:sectPr>
       </w:pPr>
     </w:p>
     <w:p>
       <w:pPr>
-        <w:pStyle w:val="FrontTitle"/>
+        <w:keepNext/>
+        <w:keepLines/>
+        <w:spacing w:before="0" w:after="312" w:line="312" w:lineRule="exact"/>
+        <w:ind w:left="0"/>
+        <w:jc w:val="center"/>
       </w:pPr>
       <w:r>
         <w:rPr>
@@ -364,12 +418,26 @@
     </w:p>
     <w:p>
       <w:pPr>
-        <w:pStyle w:val="TOCEntry"/>
+        <w:keepLines/>
+        <w:tabs>
+          <w:tab w:val="right" w:leader="dot" w:pos="9359"/>
+        </w:tabs>
+        <w:spacing w:before="312" w:after="0" w:line="312" w:lineRule="exact"/>
+        <w:ind w:left="0" w:right="720" w:firstLine="0"/>
       </w:pPr>
       <w:r>
         <w:t xml:space="preserve">INTRODUCTION</w:t>
       </w:r>
       <w:r>
+        <w:t xml:space="preserve">  </w:t>
+      </w:r>
+      <w:r>
+        <w:rPr>
+          <w:sz w:val="18"/>
+        </w:rPr>
+        <w:t xml:space="preserve"> </w:t>
+      </w:r>
+      <w:r>
         <w:tab/>
       </w:r>
       <w:r>
@@ -378,10 +446,42 @@
     </w:p>
     <w:p>
       <w:pPr>
-        <w:pStyle w:val="TOCEntry"/>
-      </w:pPr>
-      <w:r>
-        <w:t xml:space="preserve">STATEMENT OF THE CASE</w:t>
+        <w:keepLines/>
+        <w:tabs>
+          <w:tab w:val="right" w:leader="dot" w:pos="9359"/>
+        </w:tabs>
+        <w:spacing w:before="312" w:after="0" w:line="312" w:lineRule="exact"/>
+        <w:ind w:left="0" w:right="720" w:firstLine="0"/>
+      </w:pPr>
+      <w:r>
+        <w:t xml:space="preserve">STATEMENT</w:t>
+      </w:r>
+      <w:r>
+        <w:t xml:space="preserve"> </w:t>
+      </w:r>
+      <w:r>
+        <w:t xml:space="preserve">OF</w:t>
+      </w:r>
+      <w:r>
+        <w:t xml:space="preserve"> </w:t>
+      </w:r>
+      <w:r>
+        <w:t xml:space="preserve">THE</w:t>
+      </w:r>
+      <w:r>
+        <w:t xml:space="preserve"> </w:t>
+      </w:r>
+      <w:r>
+        <w:t xml:space="preserve">CASE</w:t>
+      </w:r>
+      <w:r>
+        <w:t xml:space="preserve">  </w:t>
+      </w:r>
+      <w:r>
+        <w:rPr>
+          <w:sz w:val="18"/>
+        </w:rPr>
+        <w:t xml:space="preserve"> </w:t>
       </w:r>
       <w:r>
         <w:tab/>
@@ -392,12 +492,26 @@
     </w:p>
     <w:p>
       <w:pPr>
-        <w:pStyle w:val="TOCEntry"/>
+        <w:keepLines/>
+        <w:tabs>
+          <w:tab w:val="right" w:leader="dot" w:pos="9359"/>
+        </w:tabs>
+        <w:spacing w:before="312" w:after="0" w:line="312" w:lineRule="exact"/>
+        <w:ind w:left="0" w:right="720" w:firstLine="0"/>
       </w:pPr>
       <w:r>
         <w:t xml:space="preserve">ARGUMENT</w:t>
       </w:r>
       <w:r>
+        <w:t xml:space="preserve">  </w:t>
+      </w:r>
+      <w:r>
+        <w:rPr>
+          <w:sz w:val="18"/>
+        </w:rPr>
+        <w:t xml:space="preserve"> </w:t>
+      </w:r>
+      <w:r>
         <w:tab/>
       </w:r>
       <w:r>
@@ -406,10 +520,118 @@
     </w:p>
     <w:p>
       <w:pPr>
-        <w:pStyle w:val="TOCEntry"/>
-      </w:pPr>
-      <w:r>
-        <w:t xml:space="preserve">I. O.C.G.A. § 51-13-1’s cap applied to Charles Clark’s recovery of noneconomic damages for wrongful death.</w:t>
+        <w:keepLines/>
+        <w:tabs>
+          <w:tab w:val="right" w:leader="dot" w:pos="9359"/>
+        </w:tabs>
+        <w:spacing w:before="312" w:after="0" w:line="312" w:lineRule="exact"/>
+        <w:ind w:left="720" w:right="720" w:firstLine="0"/>
+      </w:pPr>
+      <w:r>
+        <w:t xml:space="preserve">I.</w:t>
+      </w:r>
+      <w:r>
+        <w:t xml:space="preserve"> </w:t>
+      </w:r>
+      <w:r>
+        <w:t xml:space="preserve">O.C.G.A.</w:t>
+      </w:r>
+      <w:r>
+        <w:t xml:space="preserve"> </w:t>
+      </w:r>
+      <w:r>
+        <w:t xml:space="preserve">§</w:t>
+      </w:r>
+      <w:r>
+        <w:t xml:space="preserve"> </w:t>
+      </w:r>
+      <w:r>
+        <w:t xml:space="preserve">51</w:t>
+        <w:noBreakHyphen/>
+        <w:t xml:space="preserve">13</w:t>
+        <w:noBreakHyphen/>
+        <w:t xml:space="preserve">1’s</w:t>
+      </w:r>
+      <w:r>
+        <w:t xml:space="preserve"> </w:t>
+      </w:r>
+      <w:r>
+        <w:t xml:space="preserve">cap</w:t>
+      </w:r>
+      <w:r>
+        <w:t xml:space="preserve"> </w:t>
+      </w:r>
+      <w:r>
+        <w:t xml:space="preserve">applied</w:t>
+      </w:r>
+      <w:r>
+        <w:t xml:space="preserve"> </w:t>
+      </w:r>
+      <w:r>
+        <w:t xml:space="preserve">to</w:t>
+      </w:r>
+      <w:r>
+        <w:t xml:space="preserve"> </w:t>
+      </w:r>
+      <w:r>
+        <w:t xml:space="preserve">Charles</w:t>
+      </w:r>
+      <w:r>
+        <w:t xml:space="preserve"> </w:t>
+      </w:r>
+      <w:r>
+        <w:t xml:space="preserve">Clark’s</w:t>
+      </w:r>
+      <w:r>
+        <w:t xml:space="preserve"> </w:t>
+      </w:r>
+      <w:r>
+        <w:t xml:space="preserve">recovery</w:t>
+      </w:r>
+      <w:r>
+        <w:t xml:space="preserve"> </w:t>
+      </w:r>
+      <w:r>
+        <w:t xml:space="preserve">of</w:t>
+      </w:r>
+      <w:r>
+        <w:t xml:space="preserve"> </w:t>
+      </w:r>
+      <w:r>
+        <w:t xml:space="preserve">noneconomic</w:t>
+      </w:r>
+      <w:r>
+        <w:t xml:space="preserve"> </w:t>
+      </w:r>
+      <w:r>
+        <w:t xml:space="preserve">damages</w:t>
+      </w:r>
+      <w:r>
+        <w:t xml:space="preserve"> </w:t>
+      </w:r>
+      <w:r>
+        <w:t xml:space="preserve">for</w:t>
+      </w:r>
+      <w:r>
+        <w:t xml:space="preserve"> </w:t>
+      </w:r>
+      <w:r>
+        <w:t xml:space="preserve">wrongful</w:t>
+      </w:r>
+      <w:r>
+        <w:t xml:space="preserve"> </w:t>
+      </w:r>
+      <w:r>
+        <w:t xml:space="preserve">death.</w:t>
+      </w:r>
+      <w:r>
+        <w:t xml:space="preserve">  </w:t>
+      </w:r>
+      <w:r>
+        <w:rPr>
+          <w:sz w:val="18"/>
+        </w:rPr>
+        <w:t xml:space="preserve"> </w:t>
       </w:r>
       <w:r>
         <w:tab/>
@@ -420,12 +642,26 @@
     </w:p>
     <w:p>
       <w:pPr>
-        <w:pStyle w:val="TOCEntry"/>
+        <w:keepLines/>
+        <w:tabs>
+          <w:tab w:val="right" w:leader="dot" w:pos="9359"/>
+        </w:tabs>
+        <w:spacing w:before="312" w:after="0" w:line="312" w:lineRule="exact"/>
+        <w:ind w:left="0" w:right="720" w:firstLine="0"/>
       </w:pPr>
       <w:r>
         <w:t xml:space="preserve">CONCLUSION</w:t>
       </w:r>
       <w:r>
+        <w:t xml:space="preserve">  </w:t>
+      </w:r>
+      <w:r>
+        <w:rPr>
+          <w:sz w:val="18"/>
+        </w:rPr>
+        <w:t xml:space="preserve"> </w:t>
+      </w:r>
+      <w:r>
         <w:tab/>
       </w:r>
       <w:r>
@@ -434,15 +670,12 @@
     </w:p>
     <w:p>
       <w:pPr>
-        <w:spacing w:before="0" w:after="0" w:line="240" w:lineRule="auto"/>
-      </w:pPr>
-      <w:r>
-        <w:br w:type="page"/>
-      </w:r>
-    </w:p>
-    <w:p>
-      <w:pPr>
-        <w:pStyle w:val="FrontTitleTight"/>
+        <w:keepNext/>
+        <w:keepLines/>
+        <w:pageBreakBefore/>
+        <w:spacing w:before="0" w:after="312" w:line="312" w:lineRule="exact"/>
+        <w:ind w:left="0"/>
+        <w:jc w:val="center"/>
       </w:pPr>
       <w:r>
         <w:rPr>
@@ -454,15 +687,27 @@
     </w:p>
     <w:p>
       <w:pPr>
-        <w:pStyle w:val="TOACategory"/>
-      </w:pPr>
-      <w:r>
+        <w:keepNext/>
+        <w:keepLines/>
+        <w:spacing w:before="312" w:after="156" w:line="312" w:lineRule="exact"/>
+        <w:ind w:left="0"/>
+      </w:pPr>
+      <w:r>
+        <w:rPr>
+          <w:b/>
+          <w:bCs/>
+        </w:rPr>
         <w:t xml:space="preserve">CASES</w:t>
       </w:r>
     </w:p>
     <w:p>
       <w:pPr>
-        <w:pStyle w:val="TOAEntry"/>
+        <w:keepLines/>
+        <w:tabs>
+          <w:tab w:val="right" w:leader="dot" w:pos="9359"/>
+        </w:tabs>
+        <w:spacing w:before="156" w:after="0" w:line="312" w:lineRule="exact"/>
+        <w:ind w:left="576" w:right="1440" w:hanging="576"/>
       </w:pPr>
       <w:r>
         <w:rPr>
@@ -475,36 +720,64 @@
         <w:t xml:space="preserve">, 286 Ga. 731 (2010)</w:t>
       </w:r>
       <w:r>
+        <w:t xml:space="preserve">  </w:t>
+      </w:r>
+      <w:r>
+        <w:rPr>
+          <w:sz w:val="18"/>
+        </w:rPr>
+        <w:t xml:space="preserve"> </w:t>
+      </w:r>
+      <w:r>
         <w:tab/>
       </w:r>
       <w:r>
-        <w:t xml:space="preserve">1, 2, 3, 6</w:t>
-      </w:r>
-    </w:p>
-    <w:p>
-      <w:pPr>
-        <w:pStyle w:val="TOAEntry"/>
+        <w:t xml:space="preserve">1, 2, 3, 4, 6</w:t>
+      </w:r>
+    </w:p>
+    <w:p>
+      <w:pPr>
+        <w:keepLines/>
+        <w:tabs>
+          <w:tab w:val="right" w:leader="dot" w:pos="9359"/>
+        </w:tabs>
+        <w:spacing w:before="156" w:after="0" w:line="312" w:lineRule="exact"/>
+        <w:ind w:left="576" w:right="1440" w:hanging="576"/>
       </w:pPr>
       <w:r>
         <w:rPr>
           <w:i/>
           <w:iCs/>
         </w:rPr>
-        <w:t xml:space="preserve">Med. Ctr. of Cent. Ga., Inc. v. Turner</w:t>
+        <w:t xml:space="preserve">Med. Ctr. of Cent. Ga., Inc. v. Turner</w:t>
       </w:r>
       <w:r>
         <w:t xml:space="preserve">, 322 Ga. 129 (2025)</w:t>
       </w:r>
       <w:r>
+        <w:t xml:space="preserve">  </w:t>
+      </w:r>
+      <w:r>
+        <w:rPr>
+          <w:sz w:val="18"/>
+        </w:rPr>
+        <w:t xml:space="preserve"> </w:t>
+      </w:r>
+      <w:r>
         <w:tab/>
       </w:r>
       <w:r>
-        <w:t xml:space="preserve">1, 2, 5</w:t>
-      </w:r>
-    </w:p>
-    <w:p>
-      <w:pPr>
-        <w:pStyle w:val="TOAEntry"/>
+        <w:t xml:space="preserve">1, 2, 6</w:t>
+      </w:r>
+    </w:p>
+    <w:p>
+      <w:pPr>
+        <w:keepLines/>
+        <w:tabs>
+          <w:tab w:val="right" w:leader="dot" w:pos="9359"/>
+        </w:tabs>
+        <w:spacing w:before="156" w:after="0" w:line="312" w:lineRule="exact"/>
+        <w:ind w:left="576" w:right="1440" w:hanging="576"/>
       </w:pPr>
       <w:r>
         <w:rPr>
@@ -517,6 +790,15 @@
         <w:t xml:space="preserve">, 316 Ga. 44 (2023)</w:t>
       </w:r>
       <w:r>
+        <w:t xml:space="preserve">  </w:t>
+      </w:r>
+      <w:r>
+        <w:rPr>
+          <w:sz w:val="18"/>
+        </w:rPr>
+        <w:t xml:space="preserve"> </w:t>
+      </w:r>
+      <w:r>
         <w:tab/>
       </w:r>
       <w:r>
@@ -525,18 +807,43 @@
     </w:p>
     <w:p>
       <w:pPr>
-        <w:pStyle w:val="TOACategory"/>
-      </w:pPr>
-      <w:r>
+        <w:keepNext/>
+        <w:keepLines/>
+        <w:spacing w:before="312" w:after="156" w:line="312" w:lineRule="exact"/>
+        <w:ind w:left="0"/>
+      </w:pPr>
+      <w:r>
+        <w:rPr>
+          <w:b/>
+          <w:bCs/>
+        </w:rPr>
         <w:t xml:space="preserve">STATUTES</w:t>
       </w:r>
     </w:p>
     <w:p>
       <w:pPr>
-        <w:pStyle w:val="TOAEntry"/>
-      </w:pPr>
-      <w:r>
-        <w:t xml:space="preserve">O.C.G.A. § 51-13-1</w:t>
+        <w:keepLines/>
+        <w:tabs>
+          <w:tab w:val="right" w:leader="dot" w:pos="9359"/>
+        </w:tabs>
+        <w:spacing w:before="156" w:after="0" w:line="312" w:lineRule="exact"/>
+        <w:ind w:left="576" w:right="1440" w:hanging="576"/>
+      </w:pPr>
+      <w:r>
+        <w:t xml:space="preserve">O.C.G.A. § 51</w:t>
+        <w:noBreakHyphen/>
+        <w:t xml:space="preserve">13</w:t>
+        <w:noBreakHyphen/>
+        <w:t xml:space="preserve">1</w:t>
+      </w:r>
+      <w:r>
+        <w:t xml:space="preserve">  </w:t>
+      </w:r>
+      <w:r>
+        <w:rPr>
+          <w:sz w:val="18"/>
+        </w:rPr>
+        <w:t xml:space="preserve"> </w:t>
       </w:r>
       <w:r>
         <w:tab/>
@@ -547,18 +854,39 @@
     </w:p>
     <w:p>
       <w:pPr>
-        <w:pStyle w:val="TOACategory"/>
-      </w:pPr>
-      <w:r>
+        <w:keepNext/>
+        <w:keepLines/>
+        <w:spacing w:before="312" w:after="156" w:line="312" w:lineRule="exact"/>
+        <w:ind w:left="0"/>
+      </w:pPr>
+      <w:r>
+        <w:rPr>
+          <w:b/>
+          <w:bCs/>
+        </w:rPr>
         <w:t xml:space="preserve">OTHER AUTHORITIES</w:t>
       </w:r>
     </w:p>
     <w:p>
       <w:pPr>
-        <w:pStyle w:val="TOAEntry"/>
+        <w:keepLines/>
+        <w:tabs>
+          <w:tab w:val="right" w:leader="dot" w:pos="9359"/>
+        </w:tabs>
+        <w:spacing w:before="156" w:after="0" w:line="312" w:lineRule="exact"/>
+        <w:ind w:left="576" w:right="1440" w:hanging="576"/>
       </w:pPr>
       <w:r>
         <w:t xml:space="preserve">2005 Ga. Laws Act 1</w:t>
+      </w:r>
+      <w:r>
+        <w:t xml:space="preserve">  </w:t>
+      </w:r>
+      <w:r>
+        <w:rPr>
+          <w:sz w:val="18"/>
+        </w:rPr>
+        <w:t xml:space="preserve"> </w:t>
       </w:r>
       <w:r>
         <w:tab/>
@@ -571,29 +899,39 @@
       <w:pPr>
         <w:spacing w:before="0" w:after="0" w:line="20" w:lineRule="exact"/>
         <w:sectPr>
-          <w:footerReference w:type="default" r:id="rIdGaFooter"/>
+          <w:footerReference w:type="default" r:id="rIdFtrGa"/>
           <w:pgSz w:w="12240" w:h="15840"/>
-          <w:pgMar w:top="1440" w:right="1440" w:bottom="1440" w:left="1440" w:header="720" w:footer="720" w:gutter="0"/>
-          <w:pgNumType w:fmt="lowerRoman" w:start="1"/>
+          <w:pgMar w:top="1440" w:right="1441" w:bottom="1440" w:left="1440" w:header="720" w:footer="552" w:gutter="0"/>
+          <w:pgNumType w:fmt="lowerRoman" w:start="2"/>
         </w:sectPr>
       </w:pPr>
     </w:p>
     <w:p>
       <w:pPr>
-        <w:pStyle w:val="Heading1"/>
-      </w:pPr>
-      <w:bookmarkStart w:id="9" w:name="_introduction"/>
+        <w:pStyle w:val="Heading1Top"/>
+      </w:pPr>
       <w:r>
         <w:t xml:space="preserve">INTRODUCTION</w:t>
       </w:r>
-      <w:bookmarkEnd w:id="9"/>
     </w:p>
     <w:p>
       <w:pPr>
         <w:pStyle w:val="FirstParagraph"/>
       </w:pPr>
       <w:r>
-        <w:t xml:space="preserve">This appeal asks whether the General Assembly can limit by statute a remedy which it created by statute. Precedent and common sense dictate that it can. Accordingly, the trial court properly held that Georgia’s statutory cap on noneconomic damages, O.C.G.A. § 51-13-1, applied to Plaintiff Charles Clark’s recovery of noneconomic damages awarded for the statutory remedy of wrongful death, requiring it to reduce its original judgment. Plaintiffs show no error in that decision.</w:t>
+        <w:t xml:space="preserve">This appeal asks whether the General Assembly can limit by statute a remedy which it created by statute. Precedent and common sense dictate that it can. Accordingly, the trial court properly held that Georgia’s statutory cap on noneconomic damages, O.C.G.A. § 51</w:t>
+      </w:r>
+      <w:r>
+        <w:noBreakHyphen/>
+      </w:r>
+      <w:r>
+        <w:t xml:space="preserve">13</w:t>
+      </w:r>
+      <w:r>
+        <w:noBreakHyphen/>
+      </w:r>
+      <w:r>
+        <w:t xml:space="preserve">1, applied to Plaintiff Charles Clark’s recovery of noneconomic damages awarded for the statutory remedy of wrongful death, requiring it to reduce its original judgment. Plaintiffs show no error in that decision.</w:t>
       </w:r>
     </w:p>
     <w:p>
@@ -601,7 +939,19 @@
         <w:pStyle w:val="BodyText"/>
       </w:pPr>
       <w:r>
-        <w:t xml:space="preserve">In 2020, Plaintiffs sued Drs. Thomas Leigh and William Shirley (among others) for medical malpractice and wrongful death, arising out of April S. Clark’s death in 2019. A jury found in their favor, awarding Charles Clark more than $29 million for his wrongful death claim. In post-judgment motions, Defendants asked the trial court to remit the judgment on that verdict to $350,000, as required by O.C.G.A. § 51-13-1. They acknowledged that this Court had held in</w:t>
+        <w:t xml:space="preserve">In 2020, Plaintiffs sued Drs. Thomas Leigh and William Shirley (among others) for medical malpractice and wrongful death, arising out of April S. Clark’s death in 2019. A jury found in their favor, awarding Charles Clark more than $29 million for his wrongful death claim. In post-judgment motions, Defendants asked the trial court to remit the judgment on that verdict to $350,000, as required by O.C.G.A. § 51</w:t>
+      </w:r>
+      <w:r>
+        <w:noBreakHyphen/>
+      </w:r>
+      <w:r>
+        <w:t xml:space="preserve">13</w:t>
+      </w:r>
+      <w:r>
+        <w:noBreakHyphen/>
+      </w:r>
+      <w:r>
+        <w:t xml:space="preserve">1. They acknowledged that this Court had held in</w:t>
       </w:r>
       <w:r>
         <w:t xml:space="preserve"> </w:t>
@@ -662,7 +1012,19 @@
         <w:t xml:space="preserve"> </w:t>
       </w:r>
       <w:r>
-        <w:t xml:space="preserve">was limited to its factual context, it could not have invalidated all applications of O.C.G.A. § 51-13-1’s cap. The trial court then did the analytical work this Court demands and correctly concluded that a statutory cap on the statutory remedy of wrongful death did not violate Georgia’s jury trial right. The court also rejected Plaintiffs’ other challenges, applied the cap, and reduced the judgment.</w:t>
+        <w:t xml:space="preserve">was limited to its factual context, it could not have invalidated all applications of O.C.G.A. § 51</w:t>
+      </w:r>
+      <w:r>
+        <w:noBreakHyphen/>
+      </w:r>
+      <w:r>
+        <w:t xml:space="preserve">13</w:t>
+      </w:r>
+      <w:r>
+        <w:noBreakHyphen/>
+      </w:r>
+      <w:r>
+        <w:t xml:space="preserve">1’s cap. The trial court then did the analytical work this Court demands and correctly concluded that a statutory cap on the statutory remedy of wrongful death did not violate Georgia’s jury trial right. The court also rejected Plaintiffs’ other challenges, applied the cap, and reduced the judgment.</w:t>
       </w:r>
     </w:p>
     <w:p>
@@ -686,7 +1048,19 @@
         <w:pStyle w:val="BodyText"/>
       </w:pPr>
       <w:r>
-        <w:t xml:space="preserve">Second, Plaintiffs incorrectly assert that O.C.G.A. § 51-13-1 suffers from a severability problem, claiming that</w:t>
+        <w:t xml:space="preserve">Second, Plaintiffs incorrectly assert that O.C.G.A. § 51</w:t>
+      </w:r>
+      <w:r>
+        <w:noBreakHyphen/>
+      </w:r>
+      <w:r>
+        <w:t xml:space="preserve">13</w:t>
+      </w:r>
+      <w:r>
+        <w:noBreakHyphen/>
+      </w:r>
+      <w:r>
+        <w:t xml:space="preserve">1 suffers from a severability problem, claiming that</w:t>
       </w:r>
       <w:r>
         <w:t xml:space="preserve"> </w:t>
@@ -802,24 +1176,36 @@
         <w:pStyle w:val="BodyText"/>
       </w:pPr>
       <w:r>
-        <w:t xml:space="preserve">For these reasons, the Court should affirm the trial court’s decision granting Defendants’ motion to remit and entering a judgment which complied with O.C.G.A. § 51-13-1.</w:t>
+        <w:t xml:space="preserve">For these reasons, the Court should affirm the trial court’s decision granting Defendants’ motion to remit and entering a judgment which complied with O.C.G.A. § 51</w:t>
+      </w:r>
+      <w:r>
+        <w:noBreakHyphen/>
+      </w:r>
+      <w:r>
+        <w:t xml:space="preserve">13</w:t>
+      </w:r>
+      <w:r>
+        <w:noBreakHyphen/>
+      </w:r>
+      <w:r>
+        <w:t xml:space="preserve">1.</w:t>
       </w:r>
     </w:p>
     <w:p>
       <w:pPr>
         <w:pStyle w:val="Heading1"/>
       </w:pPr>
-      <w:bookmarkStart w:id="10" w:name="_9ce86cd89e816c495213921bce711286420babc"/>
+      <w:bookmarkStart w:id="9" w:name="_9ce86cd89e816c495213921bce711286420babc"/>
       <w:r>
         <w:t xml:space="preserve">STATEMENT OF THE CASE</w:t>
       </w:r>
-      <w:bookmarkEnd w:id="10"/>
+      <w:bookmarkEnd w:id="9"/>
     </w:p>
     <w:p>
       <w:pPr>
         <w:pStyle w:val="Heading3"/>
       </w:pPr>
-      <w:bookmarkStart w:id="12" w:name="_e0307e5bb6c4d3517501d93aec0120ecccd7d3d"/>
+      <w:bookmarkStart w:id="11" w:name="_e0307e5bb6c4d3517501d93aec0120ecccd7d3d"/>
       <w:r>
         <w:t xml:space="preserve">Plaintiffs’ lawsuit.</w:t>
       </w:r>
@@ -827,7 +1213,39 @@
         <w:rPr>
           <w:rStyle w:val="FootnoteReference"/>
         </w:rPr>
-        <w:footnoteReference w:id="11"/>
+        <w:footnoteReference w:id="10"/>
+      </w:r>
+      <w:bookmarkEnd w:id="11"/>
+    </w:p>
+    <w:p>
+      <w:pPr>
+        <w:pStyle w:val="FirstParagraph"/>
+      </w:pPr>
+      <w:r>
+        <w:t xml:space="preserve">In May of 2019, April S. Clark had surgery to remove an ovarian cyst, during which her bowel was perforated. Over the next two days, she was treated by the nurses at Coliseum Medical Center, as well as multiple doctors, including Defendants Dr. Thomas Leigh and Dr. William Shirley. When the then-undiagnosed bowel leak became known, Clark underwent a series of operations to try and repair her bowel, primarily performed by former defendants Dr. Thomas Woodyard and Dr. John Williams. About a month later, Clark eventually succumbed to the effects of sepsis from the bowel leak.</w:t>
+      </w:r>
+    </w:p>
+    <w:p>
+      <w:pPr>
+        <w:pStyle w:val="BodyText"/>
+      </w:pPr>
+      <w:r>
+        <w:t xml:space="preserve">In October 2020, Charles Clark (Clark’s husband) and April D. Clark (her daughter) sued the various providers who oversaw Clark’s care, including Drs. Leigh and Shirley, alleging various forms of medical malpractice. [V1 – 6</w:t>
+      </w:r>
+      <w:r>
+        <w:noBreakHyphen/>
+      </w:r>
+      <w:r>
+        <w:t xml:space="preserve">21.] Plaintiffs settled with the hospital, Dr. Williams, and Dr. Woodyard, eventually proceeding to trial against only Drs. Leigh and Shirley. [See V26 – 39.] Plaintiffs targeted the 19-hour span during which Drs. Leigh and Shirley were involved, blaming them for not only for delaying Clark’s return to surgery, but also her death.</w:t>
+      </w:r>
+    </w:p>
+    <w:p>
+      <w:pPr>
+        <w:pStyle w:val="Heading3"/>
+      </w:pPr>
+      <w:bookmarkStart w:id="12" w:name="_6914fc1df777af44c38d5b9c58b46ccc18032cf"/>
+      <w:r>
+        <w:t xml:space="preserve">The verdict.</w:t>
       </w:r>
       <w:bookmarkEnd w:id="12"/>
     </w:p>
@@ -836,7 +1254,19 @@
         <w:pStyle w:val="FirstParagraph"/>
       </w:pPr>
       <w:r>
-        <w:t xml:space="preserve">In May of 2019, April S. Clark had surgery to remove an ovarian cyst, during which her bowel was perforated. Over the next two days, she was treated by the nurses at Coliseum Medical Center, as well as multiple doctors, including Defendants Dr. Thomas Leigh and Dr. William Shirley. When the then-undiagnosed bowel leak became known, Clark underwent a series of operations to try and repair her bowel, primarily performed by former defendants Dr. Thomas Woodyard and Dr. John Williams. About a month later, Clark eventually succumbed to the effects of sepsis from the bowel leak.</w:t>
+        <w:t xml:space="preserve">A jury eventually returned a verdict in Plaintiffs’ favor. [V20 – 74</w:t>
+      </w:r>
+      <w:r>
+        <w:noBreakHyphen/>
+      </w:r>
+      <w:r>
+        <w:t xml:space="preserve">75; V25 – 145</w:t>
+      </w:r>
+      <w:r>
+        <w:noBreakHyphen/>
+      </w:r>
+      <w:r>
+        <w:t xml:space="preserve">46.] The jury allocated 40% of the fault to Dr. Leigh, 35% to Dr. Shirley, 15% to Dr. Woodyard, and 10% to Coliseum Medical Center. [V20 – 75.] The jury awarded a total of $33,465,176, including $29.25 million for wrongful death. [V20 – 75.]</w:t>
       </w:r>
     </w:p>
     <w:p>
@@ -844,47 +1274,85 @@
         <w:pStyle w:val="BodyText"/>
       </w:pPr>
       <w:r>
-        <w:t xml:space="preserve">In October 2020, Charles Clark (Clark’s husband) and April D. Clark (her daughter) sued the various providers who oversaw Clark’s care, including Drs. Leigh and Shirley, alleging various forms of medical malpractice. [V1 – 6-21.] Plaintiffs settled with the hospital, Dr. Williams, and Dr. Woodyard, eventually proceeding to trial against only Drs. Leigh and Shirley. [See V26 – 39.] Plaintiffs targeted the 19-hour span during which Drs. Leigh and Shirley were involved, blaming them for not only for delaying Clark’s return to surgery, but also her death.</w:t>
-      </w:r>
-    </w:p>
-    <w:p>
-      <w:pPr>
-        <w:pStyle w:val="Heading3Body"/>
-      </w:pPr>
-      <w:r>
-        <w:t xml:space="preserve">The verdict.</w:t>
-      </w:r>
-    </w:p>
-    <w:p>
-      <w:pPr>
-        <w:pStyle w:val="BodyNoIndent"/>
-      </w:pPr>
-      <w:r>
-        <w:t xml:space="preserve">A jury eventually returned a verdict in Plaintiffs’ favor. [V20 – 74-75; V25 – 145-46.] The jury allocated 40% of the fault to Dr. Leigh, 35% to Dr. Shirley, 15% to Dr. Woodyard, and 10% to Coliseum Medical Center. [V20 – 75.] The jury awarded a total of $33,465,176, including $29.25 million for wrongful death. [V20 – 75.]</w:t>
-      </w:r>
-    </w:p>
-    <w:p>
-      <w:pPr>
-        <w:pStyle w:val="BodyText"/>
-      </w:pPr>
-      <w:r>
-        <w:t xml:space="preserve">The trial court entered judgment on the verdict, apportioning damages in line with the jury’s fault allocation. [V20 – 76-77.] The Court distinguished April D. Clark’s recovery on behalf of her mother’s estate from Charles Clark’s recovery for wrongful death. [V20 – 76.] The judgment thus granted Charles Clark a recovery for wrongful death of $21,937,500.00. [V20 – 76.]</w:t>
-      </w:r>
-    </w:p>
-    <w:p>
-      <w:pPr>
-        <w:pStyle w:val="Heading3Body"/>
-      </w:pPr>
+        <w:t xml:space="preserve">The trial court entered judgment on the verdict, apportioning damages in line with the jury’s fault allocation. [V20 – 76</w:t>
+      </w:r>
+      <w:r>
+        <w:noBreakHyphen/>
+      </w:r>
+      <w:r>
+        <w:t xml:space="preserve">77.] The Court distinguished April D. Clark’s recovery on behalf of her mother’s estate from Charles Clark’s recovery for wrongful death. [V20 – 76.] The judgment thus granted Charles Clark a recovery for wrongful death of $21,937,500.00. [V20 – 76.]</w:t>
+      </w:r>
+    </w:p>
+    <w:p>
+      <w:pPr>
+        <w:pStyle w:val="Heading3"/>
+      </w:pPr>
+      <w:bookmarkStart w:id="13" w:name="_d3bc71bb5c848e8315a345006ef275a6913bdff"/>
       <w:r>
         <w:t xml:space="preserve">Defendants’ motion to remit.</w:t>
       </w:r>
-    </w:p>
-    <w:p>
-      <w:pPr>
-        <w:pStyle w:val="BodyNoIndent"/>
-      </w:pPr>
-      <w:r>
-        <w:t xml:space="preserve">Defendants moved for a new trial, which the trial court denied. [V20 – 78-80; V26 – 12-34, 137-46.] Defendants also moved to remit and amend the judgment, asking the court to apply O.C.G.A. § 51-13-1’s noneconomic damages cap to the wrongful death award. [V20 – 85-92; V26 – 32-33.] The trial court granted this motion, holding that O.C.G.A. § 51-13-1 applied to the wrongful death following this Court’s decision in</w:t>
+      <w:bookmarkEnd w:id="13"/>
+    </w:p>
+    <w:p>
+      <w:pPr>
+        <w:pStyle w:val="FirstParagraphNote"/>
+      </w:pPr>
+      <w:r>
+        <w:t xml:space="preserve">Defendants moved for a new trial, which the trial court denied. [V20 – 78</w:t>
+      </w:r>
+      <w:r>
+        <w:noBreakHyphen/>
+      </w:r>
+      <w:r>
+        <w:t xml:space="preserve">80; V26 – 12</w:t>
+      </w:r>
+      <w:r>
+        <w:noBreakHyphen/>
+      </w:r>
+      <w:r>
+        <w:t xml:space="preserve">34, 137</w:t>
+      </w:r>
+      <w:r>
+        <w:noBreakHyphen/>
+      </w:r>
+      <w:r>
+        <w:t xml:space="preserve">46.] Defendants also moved to remit and amend the judgment, asking the court to apply O.C.G.A. § 51</w:t>
+      </w:r>
+      <w:r>
+        <w:noBreakHyphen/>
+      </w:r>
+      <w:r>
+        <w:t xml:space="preserve">13</w:t>
+      </w:r>
+      <w:r>
+        <w:noBreakHyphen/>
+      </w:r>
+      <w:r>
+        <w:t xml:space="preserve">1’s noneconomic damages cap to the wrongful death award. [V20 – 85</w:t>
+      </w:r>
+      <w:r>
+        <w:noBreakHyphen/>
+      </w:r>
+      <w:r>
+        <w:t xml:space="preserve">92; V26 – 32</w:t>
+      </w:r>
+      <w:r>
+        <w:noBreakHyphen/>
+      </w:r>
+      <w:r>
+        <w:t xml:space="preserve">33.] The trial court granted this motion, holding that O.C.G.A. § 51</w:t>
+      </w:r>
+      <w:r>
+        <w:noBreakHyphen/>
+      </w:r>
+      <w:r>
+        <w:t xml:space="preserve">13</w:t>
+      </w:r>
+      <w:r>
+        <w:noBreakHyphen/>
+      </w:r>
+      <w:r>
+        <w:t xml:space="preserve">1 applied to the wrongful death following this Court’s decision in</w:t>
       </w:r>
       <w:r>
         <w:t xml:space="preserve"> </w:t>
@@ -894,7 +1362,7 @@
           <w:i/>
           <w:iCs/>
         </w:rPr>
-        <w:t xml:space="preserve">Medical Center of Central Georgia, Inc. v. Turner</w:t>
+        <w:t xml:space="preserve">Medical Center of Central Georgia, Inc. v. Turner</w:t>
       </w:r>
       <w:r>
         <w:t xml:space="preserve">, 322 Ga. 129, 917 S.E.2d 697 (Ga. 2025).</w:t>
@@ -903,13 +1371,37 @@
         <w:rPr>
           <w:rStyle w:val="FootnoteReference"/>
         </w:rPr>
-        <w:footnoteReference w:id="13"/>
-      </w:r>
-      <w:r>
-        <w:t xml:space="preserve"> </w:t>
-      </w:r>
-      <w:r>
-        <w:t xml:space="preserve">[V26 – 148-49.] The court then considered and rejected Plaintiffs’ various arguments against applying O.C.G.A. § 51-13-1. [V26 – 149-157.]</w:t>
+        <w:footnoteReference w:id="14"/>
+      </w:r>
+      <w:r>
+        <w:t xml:space="preserve"> </w:t>
+      </w:r>
+      <w:r>
+        <w:t xml:space="preserve">[V26 – 148</w:t>
+      </w:r>
+      <w:r>
+        <w:noBreakHyphen/>
+      </w:r>
+      <w:r>
+        <w:t xml:space="preserve">49.] The court then considered and rejected Plaintiffs’ various arguments against applying O.C.G.A. § 51</w:t>
+      </w:r>
+      <w:r>
+        <w:noBreakHyphen/>
+      </w:r>
+      <w:r>
+        <w:t xml:space="preserve">13</w:t>
+      </w:r>
+      <w:r>
+        <w:noBreakHyphen/>
+      </w:r>
+      <w:r>
+        <w:t xml:space="preserve">1. [V26 – 149</w:t>
+      </w:r>
+      <w:r>
+        <w:noBreakHyphen/>
+      </w:r>
+      <w:r>
+        <w:t xml:space="preserve">157.]</w:t>
       </w:r>
     </w:p>
     <w:p>
@@ -943,7 +1435,13 @@
         <w:t xml:space="preserve">Taylor v. Devereux Foundation, Inc.</w:t>
       </w:r>
       <w:r>
-        <w:t xml:space="preserve">, 316 Ga. 44 (2023), the court evaluated the history of wrongful death claims in Georgia. It concluded that both the claim and kind of damages pursued here were not decided by juries in 1798, so a statutory limitation on his recovery did not offend the jury trial right. [V26 – 149-53.] Next, the court held that applying the cap to a context which</w:t>
+        <w:t xml:space="preserve">, 316 Ga. 44 (2023), the court evaluated the history of wrongful death claims in Georgia. It concluded that both the claim and kind of damages pursued here were not decided by juries in 1798, so a statutory limitation on his recovery did not offend the jury trial right. [V26 – 149</w:t>
+      </w:r>
+      <w:r>
+        <w:noBreakHyphen/>
+      </w:r>
+      <w:r>
+        <w:t xml:space="preserve">53.] Next, the court held that applying the cap to a context which</w:t>
       </w:r>
       <w:r>
         <w:t xml:space="preserve"> </w:t>
@@ -959,7 +1457,19 @@
         <w:t xml:space="preserve"> </w:t>
       </w:r>
       <w:r>
-        <w:t xml:space="preserve">had not invalidated did not constitute judicial lawmaking. [V26 – 153-54.] Finally, the court held that Plaintiffs had failed to show that applying the cap to wrongful death violated equal protection, explaining that it is not irrational to distinguish damages awarded for wrongful death from other kinds of damages. [V26 – 154-55.]</w:t>
+        <w:t xml:space="preserve">had not invalidated did not constitute judicial lawmaking. [V26 – 153</w:t>
+      </w:r>
+      <w:r>
+        <w:noBreakHyphen/>
+      </w:r>
+      <w:r>
+        <w:t xml:space="preserve">54.] Finally, the court held that Plaintiffs had failed to show that applying the cap to wrongful death violated equal protection, explaining that it is not irrational to distinguish damages awarded for wrongful death from other kinds of damages. [V26 – 154</w:t>
+      </w:r>
+      <w:r>
+        <w:noBreakHyphen/>
+      </w:r>
+      <w:r>
+        <w:t xml:space="preserve">55.]</w:t>
       </w:r>
     </w:p>
     <w:p>
@@ -967,7 +1477,25 @@
         <w:pStyle w:val="BodyText"/>
       </w:pPr>
       <w:r>
-        <w:t xml:space="preserve">The court also rejected Plaintiffs’ procedural challenges. In particular, the court held that Defendants had not waived O.C.G.A. § 51-13-1’s application by not asserting the cap earlier, explaining that the cap did “not present an issue for the jury to decide,” but rather “define[d] the limits of the recovery a plaintiff may actually obtain following the jury’s decision.” [V26 – 156-57.] Thus, the need to enforce the cap only arose once a there was a “total amount recoverable” which exceeded the cap, and the cap “appl[ies] as a matter of law in that situation.” [V26 – 157.] Accordingly, Defendants timely asserted the cap in a post-judgment motion. [V26 – 157.]</w:t>
+        <w:t xml:space="preserve">The court also rejected Plaintiffs’ procedural challenges. In particular, the court held that Defendants had not waived O.C.G.A. § 51</w:t>
+      </w:r>
+      <w:r>
+        <w:noBreakHyphen/>
+      </w:r>
+      <w:r>
+        <w:t xml:space="preserve">13</w:t>
+      </w:r>
+      <w:r>
+        <w:noBreakHyphen/>
+      </w:r>
+      <w:r>
+        <w:t xml:space="preserve">1’s application by not asserting the cap earlier, explaining that the cap did “not present an issue for the jury to decide,” but rather “define[d] the limits of the recovery a plaintiff may actually obtain following the jury’s decision.” [V26 – 156</w:t>
+      </w:r>
+      <w:r>
+        <w:noBreakHyphen/>
+      </w:r>
+      <w:r>
+        <w:t xml:space="preserve">57.] Thus, the need to enforce the cap only arose once a there was a “total amount recoverable” which exceeded the cap, and the cap “appl[ies] as a matter of law in that situation.” [V26 – 157.] Accordingly, Defendants timely asserted the cap in a post-judgment motion. [V26 – 157.]</w:t>
       </w:r>
     </w:p>
     <w:p>
@@ -975,35 +1503,65 @@
         <w:pStyle w:val="BodyText"/>
       </w:pPr>
       <w:r>
-        <w:t xml:space="preserve">The trial court entered an amended judgment, revising Charles Clark’s recovery for wrongful death to a total of $350,000. [V26 – 158-59.]</w:t>
+        <w:t xml:space="preserve">The trial court entered an amended judgment, revising Charles Clark’s recovery for wrongful death to a total of $350,000. [V26 – 158</w:t>
+      </w:r>
+      <w:r>
+        <w:noBreakHyphen/>
+      </w:r>
+      <w:r>
+        <w:t xml:space="preserve">59.]</w:t>
       </w:r>
     </w:p>
     <w:p>
       <w:pPr>
         <w:pStyle w:val="Heading1"/>
       </w:pPr>
-      <w:bookmarkStart w:id="14" w:name="_argument"/>
+      <w:bookmarkStart w:id="15" w:name="_argument"/>
       <w:r>
         <w:t xml:space="preserve">ARGUMENT</w:t>
       </w:r>
-      <w:bookmarkEnd w:id="14"/>
+      <w:bookmarkEnd w:id="15"/>
     </w:p>
     <w:p>
       <w:pPr>
         <w:pStyle w:val="Heading2"/>
       </w:pPr>
-      <w:bookmarkStart w:id="15" w:name="_20932ec8b15f7716894ecf006907ce2533d873b"/>
-      <w:r>
-        <w:t xml:space="preserve">I. O.C.G.A. § 51-13-1’s cap applied to Charles Clark’s recovery of noneconomic damages for wrongful death.</w:t>
-      </w:r>
-      <w:bookmarkEnd w:id="15"/>
+      <w:bookmarkStart w:id="16" w:name="_20932ec8b15f7716894ecf006907ce2533d873b"/>
+      <w:r>
+        <w:t xml:space="preserve">I. O.C.G.A. § 51</w:t>
+      </w:r>
+      <w:r>
+        <w:noBreakHyphen/>
+      </w:r>
+      <w:r>
+        <w:t xml:space="preserve">13</w:t>
+      </w:r>
+      <w:r>
+        <w:noBreakHyphen/>
+      </w:r>
+      <w:r>
+        <w:t xml:space="preserve">1’s cap applied to Charles Clark’s recovery of noneconomic damages for wrongful death.</w:t>
+      </w:r>
+      <w:bookmarkEnd w:id="16"/>
     </w:p>
     <w:p>
       <w:pPr>
         <w:pStyle w:val="FirstParagraph"/>
       </w:pPr>
       <w:r>
-        <w:t xml:space="preserve">As an initial matter, O.C.G.A. § 51-13-1’s cap facially applied to limit Charles Clark’s recovery for wrongful death. The cap’s application to wrongful death is currently alive and well, because—according to this Court’s decisions—that application of the cap has not been invalidated.</w:t>
+        <w:t xml:space="preserve">As an initial matter, O.C.G.A. § 51</w:t>
+      </w:r>
+      <w:r>
+        <w:noBreakHyphen/>
+      </w:r>
+      <w:r>
+        <w:t xml:space="preserve">13</w:t>
+      </w:r>
+      <w:r>
+        <w:noBreakHyphen/>
+      </w:r>
+      <w:r>
+        <w:t xml:space="preserve">1’s cap facially applied to limit Charles Clark’s recovery for wrongful death. The cap’s application to wrongful death is currently alive and well, because—according to this Court’s decisions—that application of the cap has not been invalidated.</w:t>
       </w:r>
     </w:p>
     <w:p>
@@ -1011,7 +1569,7 @@
         <w:pStyle w:val="BodyText"/>
       </w:pPr>
       <w:r>
-        <w:t xml:space="preserve">In 2005, the General Assembly sought to address various trends affecting healthcare access and the availability of insurance for healthcare providers through a series of reforms to Georgia’s tort system. See 2005 Ga. Laws Act 1, § 1. These reforms sought to “promote predictability and improvement in the provision of quality health care services and the resolution of health care liability claims,” which would “assist in promoting the provision of health care liability insurance by insurance providers.”</w:t>
+        <w:t xml:space="preserve">In 2005, the General Assembly sought to address various trends affecting healthcare access and the availability of insurance for healthcare providers through a series of reforms to Georgia’s tort system. See 2005 Ga. Laws Act 1, § 1. These reforms sought to “promote predictability and improvement in the provision of quality health care services and the resolution of health care liability claims,” which would “assist in promoting the provision of health care liability insurance by insurance providers.”</w:t>
       </w:r>
       <w:r>
         <w:t xml:space="preserve"> </w:t>
@@ -1029,7 +1587,19 @@
         <w:pStyle w:val="BodyText"/>
       </w:pPr>
       <w:r>
-        <w:t xml:space="preserve">One of these reforms became O.C.G.A. § 51-13-1, which limited the recovery of noneconomic damages in medical malpractice actions:</w:t>
+        <w:t xml:space="preserve">One of these reforms became O.C.G.A. § 51</w:t>
+      </w:r>
+      <w:r>
+        <w:noBreakHyphen/>
+      </w:r>
+      <w:r>
+        <w:t xml:space="preserve">13</w:t>
+      </w:r>
+      <w:r>
+        <w:noBreakHyphen/>
+      </w:r>
+      <w:r>
+        <w:t xml:space="preserve">1, which limited the recovery of noneconomic damages in medical malpractice actions:</w:t>
       </w:r>
     </w:p>
     <w:p>
@@ -1041,30 +1611,65 @@
           <w:i/>
           <w:iCs/>
         </w:rPr>
-        <w:t xml:space="preserve">[Omitted from this transcription: the block quotation of O.C.G.A. § 51-13-1 and the argument that follows it.]</w:t>
+        <w:t xml:space="preserve">[Omitted from this transcription: the block quotation of O.C.G.A. § 51</w:t>
+      </w:r>
+      <w:r>
+        <w:noBreakHyphen/>
+      </w:r>
+      <w:r>
+        <w:rPr>
+          <w:i/>
+          <w:iCs/>
+        </w:rPr>
+        <w:t xml:space="preserve">13</w:t>
+      </w:r>
+      <w:r>
+        <w:noBreakHyphen/>
+      </w:r>
+      <w:r>
+        <w:rPr>
+          <w:i/>
+          <w:iCs/>
+        </w:rPr>
+        <w:t xml:space="preserve">1 and the argument that follows it.]</w:t>
       </w:r>
     </w:p>
     <w:p>
       <w:pPr>
         <w:pStyle w:val="Heading1"/>
       </w:pPr>
-      <w:bookmarkStart w:id="16" w:name="_conclusion"/>
+      <w:bookmarkStart w:id="17" w:name="_conclusion"/>
       <w:r>
         <w:t xml:space="preserve">CONCLUSION</w:t>
       </w:r>
-      <w:bookmarkEnd w:id="16"/>
+      <w:bookmarkEnd w:id="17"/>
     </w:p>
     <w:p>
       <w:pPr>
         <w:pStyle w:val="FirstParagraph"/>
       </w:pPr>
       <w:r>
-        <w:t xml:space="preserve">The Court should affirm the trial court’s decision granting Defendants’ motion to remit and amend and its entry of an amended judgment consistent with the limitations of O.C.G.A. § 51-13-1.</w:t>
-      </w:r>
-    </w:p>
-    <w:p>
-      <w:pPr>
-        <w:pStyle w:val="ClosingKeep"/>
+        <w:t xml:space="preserve">The Court should affirm the trial court’s decision granting Defendants’ motion to remit and amend and its entry of an amended judgment consistent with the limitations of O.C.G.A. § 51</w:t>
+      </w:r>
+      <w:r>
+        <w:noBreakHyphen/>
+      </w:r>
+      <w:r>
+        <w:t xml:space="preserve">13</w:t>
+      </w:r>
+      <w:r>
+        <w:noBreakHyphen/>
+      </w:r>
+      <w:r>
+        <w:t xml:space="preserve">1.</w:t>
+      </w:r>
+    </w:p>
+    <w:p>
+      <w:pPr>
+        <w:keepNext/>
+        <w:keepLines/>
+        <w:spacing w:before="0" w:after="0" w:line="624" w:lineRule="exact"/>
+        <w:ind w:left="0"/>
       </w:pPr>
       <w:r>
         <w:t xml:space="preserve">This submission does not exceed the word-count limit imposed by Rule 20.</w:t>
@@ -1072,45 +1677,53 @@
     </w:p>
     <w:p>
       <w:pPr>
-        <w:pStyle w:val="ClosingKeep"/>
+        <w:keepNext/>
+        <w:keepLines/>
+        <w:spacing w:before="0" w:after="312" w:line="624" w:lineRule="exact"/>
+        <w:ind w:left="0"/>
       </w:pPr>
       <w:r>
         <w:t xml:space="preserve">Respectfully submitted, this 8th day of December, 2025.</w:t>
       </w:r>
-    </w:p>
-    <w:p>
-      <w:pPr>
-        <w:pStyle w:val="GapLargeKeep"/>
-      </w:pPr>
     </w:p>
     <w:tbl>
       <w:tblPr>
-        <w:tblStyle w:val="Table"/>
-        <w:tblW w:type="pct" w:w="5000"/>
+        <w:tblW w:w="9360" w:type="dxa"/>
+        <w:tblInd w:w="0" w:type="dxa"/>
         <w:tblLayout w:type="fixed"/>
-        <w:tblLook w:firstRow="0" w:lastRow="0" w:firstColumn="0" w:lastColumn="0" w:noHBand="0" w:noVBand="0" w:val="0000"/>
+        <w:tblCellMar>
+          <w:top w:w="0" w:type="dxa"/>
+          <w:left w:w="0" w:type="dxa"/>
+          <w:bottom w:w="0" w:type="dxa"/>
+          <w:right w:w="0" w:type="dxa"/>
+        </w:tblCellMar>
       </w:tblPr>
       <w:tblGrid>
-        <w:gridCol w:w="3960"/>
-        <w:gridCol w:w="3960"/>
+        <w:gridCol w:w="4464"/>
+        <w:gridCol w:w="432"/>
+        <w:gridCol w:w="4464"/>
       </w:tblGrid>
       <w:tr>
         <w:trPr>
           <w:cantSplit/>
         </w:trPr>
         <w:tc>
-          <w:tcPr/>
-          <w:p>
-            <w:pPr>
-              <w:pStyle w:val="SigSingle"/>
-            </w:pPr>
-            <w:r>
-              <w:t xml:space="preserve">/s/ R. Page Powell, Jr.</w:t>
-            </w:r>
-          </w:p>
-          <w:p>
-            <w:pPr>
-              <w:pStyle w:val="SigSingle"/>
+          <w:tcPr>
+            <w:tcW w:w="4464" w:type="dxa"/>
+          </w:tcPr>
+          <w:p>
+            <w:pPr>
+              <w:spacing w:before="0" w:after="0" w:line="312" w:lineRule="exact"/>
+              <w:ind w:left="0"/>
+            </w:pPr>
+            <w:r>
+              <w:t xml:space="preserve">/​s/ R. Page Powell, Jr.</w:t>
+            </w:r>
+          </w:p>
+          <w:p>
+            <w:pPr>
+              <w:spacing w:before="0" w:after="0" w:line="312" w:lineRule="exact"/>
+              <w:ind w:left="0"/>
             </w:pPr>
             <w:r>
               <w:t xml:space="preserve">R. Page Powell, Jr.</w:t>
@@ -1118,15 +1731,17 @@
           </w:p>
           <w:p>
             <w:pPr>
-              <w:pStyle w:val="SigSingle"/>
-            </w:pPr>
-            <w:r>
-              <w:t xml:space="preserve">Georgia Bar No. 586696</w:t>
-            </w:r>
-          </w:p>
-          <w:p>
-            <w:pPr>
-              <w:pStyle w:val="SigSingle"/>
+              <w:spacing w:before="0" w:after="0" w:line="312" w:lineRule="exact"/>
+              <w:ind w:left="0"/>
+            </w:pPr>
+            <w:r>
+              <w:t xml:space="preserve">Georgia Bar No. 586696</w:t>
+            </w:r>
+          </w:p>
+          <w:p>
+            <w:pPr>
+              <w:spacing w:before="0" w:after="0" w:line="312" w:lineRule="exact"/>
+              <w:ind w:left="0"/>
             </w:pPr>
             <w:r>
               <w:t xml:space="preserve">Alexander C. Vey</w:t>
@@ -1134,15 +1749,17 @@
           </w:p>
           <w:p>
             <w:pPr>
-              <w:pStyle w:val="SigSingle"/>
-            </w:pPr>
-            <w:r>
-              <w:t xml:space="preserve">Georgia Bar No. 307899</w:t>
-            </w:r>
-          </w:p>
-          <w:p>
-            <w:pPr>
-              <w:pStyle w:val="SigSingle"/>
+              <w:spacing w:before="0" w:after="0" w:line="312" w:lineRule="exact"/>
+              <w:ind w:left="0"/>
+            </w:pPr>
+            <w:r>
+              <w:t xml:space="preserve">Georgia Bar No. 307899</w:t>
+            </w:r>
+          </w:p>
+          <w:p>
+            <w:pPr>
+              <w:spacing w:before="0" w:after="0" w:line="312" w:lineRule="exact"/>
+              <w:ind w:left="0"/>
             </w:pPr>
             <w:r>
               <w:t xml:space="preserve">HUFF, POWELL &amp; BAILEY, LLC</w:t>
@@ -1150,7 +1767,8 @@
           </w:p>
           <w:p>
             <w:pPr>
-              <w:pStyle w:val="SigSingle"/>
+              <w:spacing w:before="0" w:after="0" w:line="312" w:lineRule="exact"/>
+              <w:ind w:left="0"/>
             </w:pPr>
             <w:r>
               <w:t xml:space="preserve">999 Peachtree Street, Suite 950</w:t>
@@ -1158,7 +1776,8 @@
           </w:p>
           <w:p>
             <w:pPr>
-              <w:pStyle w:val="SigSingle"/>
+              <w:spacing w:before="0" w:after="0" w:line="312" w:lineRule="exact"/>
+              <w:ind w:left="0"/>
             </w:pPr>
             <w:r>
               <w:t xml:space="preserve">Atlanta, Georgia 30309</w:t>
@@ -1166,15 +1785,19 @@
           </w:p>
           <w:p>
             <w:pPr>
-              <w:pStyle w:val="SigSingle"/>
-            </w:pPr>
-            <w:r>
-              <w:t xml:space="preserve">Telephone: (404) 892-4022</w:t>
-            </w:r>
-          </w:p>
-          <w:p>
-            <w:pPr>
-              <w:pStyle w:val="SigSingle"/>
+              <w:spacing w:before="0" w:after="0" w:line="312" w:lineRule="exact"/>
+              <w:ind w:left="0"/>
+            </w:pPr>
+            <w:r>
+              <w:t xml:space="preserve">Telephone: (404) 892</w:t>
+              <w:noBreakHyphen/>
+              <w:t xml:space="preserve">4022</w:t>
+            </w:r>
+          </w:p>
+          <w:p>
+            <w:pPr>
+              <w:spacing w:before="0" w:after="0" w:line="312" w:lineRule="exact"/>
+              <w:ind w:left="0"/>
             </w:pPr>
             <w:r>
               <w:t xml:space="preserve">ppowell@huffpowellbailey.com</w:t>
@@ -1182,7 +1805,8 @@
           </w:p>
           <w:p>
             <w:pPr>
-              <w:pStyle w:val="SigSingle"/>
+              <w:spacing w:before="0" w:after="0" w:line="312" w:lineRule="exact"/>
+              <w:ind w:left="0"/>
             </w:pPr>
             <w:r>
               <w:t xml:space="preserve">avey@huffpowellbailey.com</w:t>
@@ -1190,7 +1814,8 @@
           </w:p>
           <w:p>
             <w:pPr>
-              <w:pStyle w:val="SigSingle"/>
+              <w:spacing w:before="0" w:after="0" w:line="312" w:lineRule="exact"/>
+              <w:ind w:left="0"/>
             </w:pPr>
             <w:r>
               <w:t xml:space="preserve">Counsel for Appellees</w:t>
@@ -1198,10 +1823,23 @@
           </w:p>
         </w:tc>
         <w:tc>
-          <w:tcPr/>
-          <w:p>
-            <w:pPr>
-              <w:pStyle w:val="SigSingle"/>
+          <w:tcPr>
+            <w:tcW w:w="432" w:type="dxa"/>
+          </w:tcPr>
+          <w:p>
+            <w:pPr>
+              <w:spacing w:before="0" w:after="0" w:line="312" w:lineRule="exact"/>
+            </w:pPr>
+          </w:p>
+        </w:tc>
+        <w:tc>
+          <w:tcPr>
+            <w:tcW w:w="4464" w:type="dxa"/>
+          </w:tcPr>
+          <w:p>
+            <w:pPr>
+              <w:spacing w:before="0" w:after="0" w:line="312" w:lineRule="exact"/>
+              <w:ind w:left="0"/>
             </w:pPr>
             <w:r>
               <w:t xml:space="preserve">David N. Nelson</w:t>
@@ -1209,15 +1847,17 @@
           </w:p>
           <w:p>
             <w:pPr>
-              <w:pStyle w:val="SigSingle"/>
-            </w:pPr>
-            <w:r>
-              <w:t xml:space="preserve">Georgia Bar No. 537760</w:t>
-            </w:r>
-          </w:p>
-          <w:p>
-            <w:pPr>
-              <w:pStyle w:val="SigSingle"/>
+              <w:spacing w:before="0" w:after="0" w:line="312" w:lineRule="exact"/>
+              <w:ind w:left="0"/>
+            </w:pPr>
+            <w:r>
+              <w:t xml:space="preserve">Georgia Bar No. 537760</w:t>
+            </w:r>
+          </w:p>
+          <w:p>
+            <w:pPr>
+              <w:spacing w:before="0" w:after="0" w:line="312" w:lineRule="exact"/>
+              <w:ind w:left="0"/>
             </w:pPr>
             <w:r>
               <w:t xml:space="preserve">Elizabeth L. Ford</w:t>
@@ -1225,15 +1865,17 @@
           </w:p>
           <w:p>
             <w:pPr>
-              <w:pStyle w:val="SigSingle"/>
-            </w:pPr>
-            <w:r>
-              <w:t xml:space="preserve">Georgia Bar No. 750034</w:t>
-            </w:r>
-          </w:p>
-          <w:p>
-            <w:pPr>
-              <w:pStyle w:val="SigSingle"/>
+              <w:spacing w:before="0" w:after="0" w:line="312" w:lineRule="exact"/>
+              <w:ind w:left="0"/>
+            </w:pPr>
+            <w:r>
+              <w:t xml:space="preserve">Georgia Bar No. 750034</w:t>
+            </w:r>
+          </w:p>
+          <w:p>
+            <w:pPr>
+              <w:spacing w:before="0" w:after="0" w:line="312" w:lineRule="exact"/>
+              <w:ind w:left="0"/>
             </w:pPr>
             <w:r>
               <w:t xml:space="preserve">CHAMBLESS, HIGDON, RICHARDSON, KATZ &amp; GRIGGS, LLP</w:t>
@@ -1241,7 +1883,8 @@
           </w:p>
           <w:p>
             <w:pPr>
-              <w:pStyle w:val="SigSingle"/>
+              <w:spacing w:before="0" w:after="0" w:line="312" w:lineRule="exact"/>
+              <w:ind w:left="0"/>
             </w:pPr>
             <w:r>
               <w:t xml:space="preserve">P.O. Box 6378</w:t>
@@ -1249,7 +1892,8 @@
           </w:p>
           <w:p>
             <w:pPr>
-              <w:pStyle w:val="SigSingle"/>
+              <w:spacing w:before="0" w:after="0" w:line="312" w:lineRule="exact"/>
+              <w:ind w:left="0"/>
             </w:pPr>
             <w:r>
               <w:t xml:space="preserve">Macon, Georgia 31208</w:t>
@@ -1257,15 +1901,19 @@
           </w:p>
           <w:p>
             <w:pPr>
-              <w:pStyle w:val="SigSingle"/>
-            </w:pPr>
-            <w:r>
-              <w:t xml:space="preserve">Telephone: (478) 745-1181</w:t>
-            </w:r>
-          </w:p>
-          <w:p>
-            <w:pPr>
-              <w:pStyle w:val="SigSingle"/>
+              <w:spacing w:before="0" w:after="0" w:line="312" w:lineRule="exact"/>
+              <w:ind w:left="0"/>
+            </w:pPr>
+            <w:r>
+              <w:t xml:space="preserve">Telephone: (478) 745</w:t>
+              <w:noBreakHyphen/>
+              <w:t xml:space="preserve">1181</w:t>
+            </w:r>
+          </w:p>
+          <w:p>
+            <w:pPr>
+              <w:spacing w:before="0" w:after="0" w:line="312" w:lineRule="exact"/>
+              <w:ind w:left="0"/>
             </w:pPr>
             <w:r>
               <w:t xml:space="preserve">dnelson@chrkglaw.com</w:t>
@@ -1273,7 +1921,8 @@
           </w:p>
           <w:p>
             <w:pPr>
-              <w:pStyle w:val="SigSingle"/>
+              <w:spacing w:before="0" w:after="0" w:line="312" w:lineRule="exact"/>
+              <w:ind w:left="0"/>
             </w:pPr>
             <w:r>
               <w:t xml:space="preserve">eford@chrkglaw.com</w:t>
@@ -1281,7 +1930,8 @@
           </w:p>
           <w:p>
             <w:pPr>
-              <w:pStyle w:val="SigSingle"/>
+              <w:spacing w:before="0" w:after="0" w:line="312" w:lineRule="exact"/>
+              <w:ind w:left="0"/>
             </w:pPr>
             <w:r>
               <w:t xml:space="preserve">Counsel for Appellees</w:t>
@@ -1292,15 +1942,12 @@
     </w:tbl>
     <w:p>
       <w:pPr>
-        <w:spacing w:before="0" w:after="0" w:line="240" w:lineRule="auto"/>
-      </w:pPr>
-      <w:r>
-        <w:br w:type="page"/>
-      </w:r>
-    </w:p>
-    <w:p>
-      <w:pPr>
-        <w:pStyle w:val="FrontTitleTight"/>
+        <w:keepNext/>
+        <w:keepLines/>
+        <w:pageBreakBefore/>
+        <w:spacing w:before="0" w:after="312" w:line="312" w:lineRule="exact"/>
+        <w:ind w:left="0"/>
+        <w:jc w:val="center"/>
       </w:pPr>
       <w:r>
         <w:rPr>
@@ -1312,37 +1959,42 @@
     </w:p>
     <w:p>
       <w:pPr>
-        <w:pStyle w:val="BodyNoIndent"/>
+        <w:spacing w:before="0" w:after="312" w:line="624" w:lineRule="exact"/>
+        <w:ind w:left="0"/>
       </w:pPr>
       <w:r>
         <w:t xml:space="preserve">I certify that there is a prior agreement with counsel to allow documents in a PDF format sent via e-mail to suffice for service under Supreme Court Rule 14. I further certify that I have on this day served true and correct copies of the foregoing upon the following counsel of record via e-mail:</w:t>
       </w:r>
-    </w:p>
-    <w:p>
-      <w:pPr>
-        <w:pStyle w:val="GapLarge"/>
-      </w:pPr>
     </w:p>
     <w:tbl>
       <w:tblPr>
-        <w:tblStyle w:val="Table"/>
-        <w:tblW w:type="pct" w:w="5000"/>
+        <w:tblW w:w="9360" w:type="dxa"/>
+        <w:tblInd w:w="0" w:type="dxa"/>
         <w:tblLayout w:type="fixed"/>
-        <w:tblLook w:firstRow="0" w:lastRow="0" w:firstColumn="0" w:lastColumn="0" w:noHBand="0" w:noVBand="0" w:val="0000"/>
+        <w:tblCellMar>
+          <w:top w:w="0" w:type="dxa"/>
+          <w:left w:w="0" w:type="dxa"/>
+          <w:bottom w:w="0" w:type="dxa"/>
+          <w:right w:w="0" w:type="dxa"/>
+        </w:tblCellMar>
       </w:tblPr>
       <w:tblGrid>
-        <w:gridCol w:w="3960"/>
-        <w:gridCol w:w="3960"/>
+        <w:gridCol w:w="4464"/>
+        <w:gridCol w:w="432"/>
+        <w:gridCol w:w="4464"/>
       </w:tblGrid>
       <w:tr>
         <w:trPr>
           <w:cantSplit/>
         </w:trPr>
         <w:tc>
-          <w:tcPr/>
-          <w:p>
-            <w:pPr>
-              <w:pStyle w:val="Single"/>
+          <w:tcPr>
+            <w:tcW w:w="4464" w:type="dxa"/>
+          </w:tcPr>
+          <w:p>
+            <w:pPr>
+              <w:spacing w:before="0" w:after="0" w:line="312" w:lineRule="exact"/>
+              <w:ind w:left="0"/>
             </w:pPr>
             <w:r>
               <w:t xml:space="preserve">Laura M. Shamp</w:t>
@@ -1350,7 +2002,8 @@
           </w:p>
           <w:p>
             <w:pPr>
-              <w:pStyle w:val="Single"/>
+              <w:spacing w:before="0" w:after="0" w:line="312" w:lineRule="exact"/>
+              <w:ind w:left="0"/>
             </w:pPr>
             <w:r>
               <w:t xml:space="preserve">Joshua F. Silk</w:t>
@@ -1358,7 +2011,8 @@
           </w:p>
           <w:p>
             <w:pPr>
-              <w:pStyle w:val="Single"/>
+              <w:spacing w:before="0" w:after="0" w:line="312" w:lineRule="exact"/>
+              <w:ind w:left="0"/>
             </w:pPr>
             <w:r>
               <w:t xml:space="preserve">SHAMP SILK</w:t>
@@ -1366,7 +2020,8 @@
           </w:p>
           <w:p>
             <w:pPr>
-              <w:pStyle w:val="Single"/>
+              <w:spacing w:before="0" w:after="0" w:line="312" w:lineRule="exact"/>
+              <w:ind w:left="0"/>
             </w:pPr>
             <w:r>
               <w:t xml:space="preserve">1718 Peachtree Street, Suite 900</w:t>
@@ -1374,7 +2029,8 @@
           </w:p>
           <w:p>
             <w:pPr>
-              <w:pStyle w:val="Single"/>
+              <w:spacing w:before="0" w:after="0" w:line="312" w:lineRule="exact"/>
+              <w:ind w:left="0"/>
             </w:pPr>
             <w:r>
               <w:t xml:space="preserve">Atlanta, Georgia 30309</w:t>
@@ -1382,7 +2038,8 @@
           </w:p>
           <w:p>
             <w:pPr>
-              <w:pStyle w:val="Single"/>
+              <w:spacing w:before="0" w:after="0" w:line="312" w:lineRule="exact"/>
+              <w:ind w:left="0"/>
             </w:pPr>
             <w:r>
               <w:t xml:space="preserve">shamp@shampsilk.com</w:t>
@@ -1390,7 +2047,8 @@
           </w:p>
           <w:p>
             <w:pPr>
-              <w:pStyle w:val="Single"/>
+              <w:spacing w:before="0" w:after="0" w:line="312" w:lineRule="exact"/>
+              <w:ind w:left="0"/>
             </w:pPr>
             <w:r>
               <w:t xml:space="preserve">silk@shampsilk.com</w:t>
@@ -1398,10 +2056,23 @@
           </w:p>
         </w:tc>
         <w:tc>
-          <w:tcPr/>
-          <w:p>
-            <w:pPr>
-              <w:pStyle w:val="Single"/>
+          <w:tcPr>
+            <w:tcW w:w="432" w:type="dxa"/>
+          </w:tcPr>
+          <w:p>
+            <w:pPr>
+              <w:spacing w:before="0" w:after="0" w:line="312" w:lineRule="exact"/>
+            </w:pPr>
+          </w:p>
+        </w:tc>
+        <w:tc>
+          <w:tcPr>
+            <w:tcW w:w="4464" w:type="dxa"/>
+          </w:tcPr>
+          <w:p>
+            <w:pPr>
+              <w:spacing w:before="0" w:after="0" w:line="312" w:lineRule="exact"/>
+              <w:ind w:left="0"/>
             </w:pPr>
             <w:r>
               <w:t xml:space="preserve">Darren Summerville</w:t>
@@ -1409,7 +2080,8 @@
           </w:p>
           <w:p>
             <w:pPr>
-              <w:pStyle w:val="Single"/>
+              <w:spacing w:before="0" w:after="0" w:line="312" w:lineRule="exact"/>
+              <w:ind w:left="0"/>
             </w:pPr>
             <w:r>
               <w:t xml:space="preserve">Elizabeth Stone</w:t>
@@ -1417,7 +2089,8 @@
           </w:p>
           <w:p>
             <w:pPr>
-              <w:pStyle w:val="Single"/>
+              <w:spacing w:before="0" w:after="0" w:line="312" w:lineRule="exact"/>
+              <w:ind w:left="0"/>
             </w:pPr>
             <w:r>
               <w:t xml:space="preserve">THE SUMMERVILLE FIRM, LLC</w:t>
@@ -1425,7 +2098,8 @@
           </w:p>
           <w:p>
             <w:pPr>
-              <w:pStyle w:val="Single"/>
+              <w:spacing w:before="0" w:after="0" w:line="312" w:lineRule="exact"/>
+              <w:ind w:left="0"/>
             </w:pPr>
             <w:r>
               <w:t xml:space="preserve">1226 Ponce de Leon Avenue</w:t>
@@ -1433,7 +2107,8 @@
           </w:p>
           <w:p>
             <w:pPr>
-              <w:pStyle w:val="Single"/>
+              <w:spacing w:before="0" w:after="0" w:line="312" w:lineRule="exact"/>
+              <w:ind w:left="0"/>
             </w:pPr>
             <w:r>
               <w:t xml:space="preserve">Atlanta, Georgia 30306</w:t>
@@ -1441,7 +2116,8 @@
           </w:p>
           <w:p>
             <w:pPr>
-              <w:pStyle w:val="Single"/>
+              <w:spacing w:before="0" w:after="0" w:line="312" w:lineRule="exact"/>
+              <w:ind w:left="0"/>
             </w:pPr>
             <w:r>
               <w:t xml:space="preserve">darren@summervillefirm.com</w:t>
@@ -1449,7 +2125,8 @@
           </w:p>
           <w:p>
             <w:pPr>
-              <w:pStyle w:val="Single"/>
+              <w:spacing w:before="0" w:after="0" w:line="312" w:lineRule="exact"/>
+              <w:ind w:left="0"/>
             </w:pPr>
             <w:r>
               <w:t xml:space="preserve">elizabeth@summervillefirm.com</w:t>
@@ -1460,50 +2137,53 @@
     </w:tbl>
     <w:p>
       <w:pPr>
-        <w:pStyle w:val="GapLarge"/>
-      </w:pPr>
-    </w:p>
-    <w:p>
-      <w:pPr>
-        <w:pStyle w:val="BodyNoIndent"/>
+        <w:keepNext/>
+        <w:keepLines/>
+        <w:spacing w:before="312" w:after="312" w:line="624" w:lineRule="exact"/>
+        <w:ind w:left="0"/>
       </w:pPr>
       <w:r>
         <w:t xml:space="preserve">Respectfully submitted, this 8th day of December, 2025.</w:t>
       </w:r>
-    </w:p>
-    <w:p>
-      <w:pPr>
-        <w:pStyle w:val="GapLarge"/>
-      </w:pPr>
     </w:p>
     <w:tbl>
       <w:tblPr>
-        <w:tblStyle w:val="Table"/>
-        <w:tblW w:type="pct" w:w="5000"/>
+        <w:tblW w:w="9360" w:type="dxa"/>
+        <w:tblInd w:w="0" w:type="dxa"/>
         <w:tblLayout w:type="fixed"/>
-        <w:tblLook w:firstRow="0" w:lastRow="0" w:firstColumn="0" w:lastColumn="0" w:noHBand="0" w:noVBand="0" w:val="0000"/>
+        <w:tblCellMar>
+          <w:top w:w="0" w:type="dxa"/>
+          <w:left w:w="0" w:type="dxa"/>
+          <w:bottom w:w="0" w:type="dxa"/>
+          <w:right w:w="0" w:type="dxa"/>
+        </w:tblCellMar>
       </w:tblPr>
       <w:tblGrid>
-        <w:gridCol w:w="3960"/>
-        <w:gridCol w:w="3960"/>
+        <w:gridCol w:w="4464"/>
+        <w:gridCol w:w="432"/>
+        <w:gridCol w:w="4464"/>
       </w:tblGrid>
       <w:tr>
         <w:trPr>
           <w:cantSplit/>
         </w:trPr>
         <w:tc>
-          <w:tcPr/>
-          <w:p>
-            <w:pPr>
-              <w:pStyle w:val="SigSingle"/>
-            </w:pPr>
-            <w:r>
-              <w:t xml:space="preserve">/s/ R. Page Powell, Jr.</w:t>
-            </w:r>
-          </w:p>
-          <w:p>
-            <w:pPr>
-              <w:pStyle w:val="SigSingle"/>
+          <w:tcPr>
+            <w:tcW w:w="4464" w:type="dxa"/>
+          </w:tcPr>
+          <w:p>
+            <w:pPr>
+              <w:spacing w:before="0" w:after="0" w:line="312" w:lineRule="exact"/>
+              <w:ind w:left="0"/>
+            </w:pPr>
+            <w:r>
+              <w:t xml:space="preserve">/​s/ R. Page Powell, Jr.</w:t>
+            </w:r>
+          </w:p>
+          <w:p>
+            <w:pPr>
+              <w:spacing w:before="0" w:after="0" w:line="312" w:lineRule="exact"/>
+              <w:ind w:left="0"/>
             </w:pPr>
             <w:r>
               <w:t xml:space="preserve">R. Page Powell, Jr.</w:t>
@@ -1511,15 +2191,17 @@
           </w:p>
           <w:p>
             <w:pPr>
-              <w:pStyle w:val="SigSingle"/>
-            </w:pPr>
-            <w:r>
-              <w:t xml:space="preserve">Georgia Bar No. 586696</w:t>
-            </w:r>
-          </w:p>
-          <w:p>
-            <w:pPr>
-              <w:pStyle w:val="SigSingle"/>
+              <w:spacing w:before="0" w:after="0" w:line="312" w:lineRule="exact"/>
+              <w:ind w:left="0"/>
+            </w:pPr>
+            <w:r>
+              <w:t xml:space="preserve">Georgia Bar No. 586696</w:t>
+            </w:r>
+          </w:p>
+          <w:p>
+            <w:pPr>
+              <w:spacing w:before="0" w:after="0" w:line="312" w:lineRule="exact"/>
+              <w:ind w:left="0"/>
             </w:pPr>
             <w:r>
               <w:t xml:space="preserve">Alexander C. Vey</w:t>
@@ -1527,15 +2209,17 @@
           </w:p>
           <w:p>
             <w:pPr>
-              <w:pStyle w:val="SigSingle"/>
-            </w:pPr>
-            <w:r>
-              <w:t xml:space="preserve">Georgia Bar No. 307899</w:t>
-            </w:r>
-          </w:p>
-          <w:p>
-            <w:pPr>
-              <w:pStyle w:val="SigSingle"/>
+              <w:spacing w:before="0" w:after="0" w:line="312" w:lineRule="exact"/>
+              <w:ind w:left="0"/>
+            </w:pPr>
+            <w:r>
+              <w:t xml:space="preserve">Georgia Bar No. 307899</w:t>
+            </w:r>
+          </w:p>
+          <w:p>
+            <w:pPr>
+              <w:spacing w:before="0" w:after="0" w:line="312" w:lineRule="exact"/>
+              <w:ind w:left="0"/>
             </w:pPr>
             <w:r>
               <w:t xml:space="preserve">HUFF, POWELL &amp; BAILEY, LLC</w:t>
@@ -1543,7 +2227,8 @@
           </w:p>
           <w:p>
             <w:pPr>
-              <w:pStyle w:val="SigSingle"/>
+              <w:spacing w:before="0" w:after="0" w:line="312" w:lineRule="exact"/>
+              <w:ind w:left="0"/>
             </w:pPr>
             <w:r>
               <w:t xml:space="preserve">999 Peachtree Street, Suite 950</w:t>
@@ -1551,7 +2236,8 @@
           </w:p>
           <w:p>
             <w:pPr>
-              <w:pStyle w:val="SigSingle"/>
+              <w:spacing w:before="0" w:after="0" w:line="312" w:lineRule="exact"/>
+              <w:ind w:left="0"/>
             </w:pPr>
             <w:r>
               <w:t xml:space="preserve">Atlanta, Georgia 30309</w:t>
@@ -1559,15 +2245,19 @@
           </w:p>
           <w:p>
             <w:pPr>
-              <w:pStyle w:val="SigSingle"/>
-            </w:pPr>
-            <w:r>
-              <w:t xml:space="preserve">Telephone: (404) 892-4022</w:t>
-            </w:r>
-          </w:p>
-          <w:p>
-            <w:pPr>
-              <w:pStyle w:val="SigSingle"/>
+              <w:spacing w:before="0" w:after="0" w:line="312" w:lineRule="exact"/>
+              <w:ind w:left="0"/>
+            </w:pPr>
+            <w:r>
+              <w:t xml:space="preserve">Telephone: (404) 892</w:t>
+              <w:noBreakHyphen/>
+              <w:t xml:space="preserve">4022</w:t>
+            </w:r>
+          </w:p>
+          <w:p>
+            <w:pPr>
+              <w:spacing w:before="0" w:after="0" w:line="312" w:lineRule="exact"/>
+              <w:ind w:left="0"/>
             </w:pPr>
             <w:r>
               <w:t xml:space="preserve">ppowell@huffpowellbailey.com</w:t>
@@ -1575,7 +2265,8 @@
           </w:p>
           <w:p>
             <w:pPr>
-              <w:pStyle w:val="SigSingle"/>
+              <w:spacing w:before="0" w:after="0" w:line="312" w:lineRule="exact"/>
+              <w:ind w:left="0"/>
             </w:pPr>
             <w:r>
               <w:t xml:space="preserve">avey@huffpowellbailey.com</w:t>
@@ -1583,7 +2274,8 @@
           </w:p>
           <w:p>
             <w:pPr>
-              <w:pStyle w:val="SigSingle"/>
+              <w:spacing w:before="0" w:after="0" w:line="312" w:lineRule="exact"/>
+              <w:ind w:left="0"/>
             </w:pPr>
             <w:r>
               <w:t xml:space="preserve">Counsel for Appellees</w:t>
@@ -1591,10 +2283,23 @@
           </w:p>
         </w:tc>
         <w:tc>
-          <w:tcPr/>
-          <w:p>
-            <w:pPr>
-              <w:pStyle w:val="SigSingle"/>
+          <w:tcPr>
+            <w:tcW w:w="432" w:type="dxa"/>
+          </w:tcPr>
+          <w:p>
+            <w:pPr>
+              <w:spacing w:before="0" w:after="0" w:line="312" w:lineRule="exact"/>
+            </w:pPr>
+          </w:p>
+        </w:tc>
+        <w:tc>
+          <w:tcPr>
+            <w:tcW w:w="4464" w:type="dxa"/>
+          </w:tcPr>
+          <w:p>
+            <w:pPr>
+              <w:spacing w:before="0" w:after="0" w:line="312" w:lineRule="exact"/>
+              <w:ind w:left="0"/>
             </w:pPr>
             <w:r>
               <w:t xml:space="preserve">David N. Nelson</w:t>
@@ -1602,15 +2307,17 @@
           </w:p>
           <w:p>
             <w:pPr>
-              <w:pStyle w:val="SigSingle"/>
-            </w:pPr>
-            <w:r>
-              <w:t xml:space="preserve">Georgia Bar No. 537760</w:t>
-            </w:r>
-          </w:p>
-          <w:p>
-            <w:pPr>
-              <w:pStyle w:val="SigSingle"/>
+              <w:spacing w:before="0" w:after="0" w:line="312" w:lineRule="exact"/>
+              <w:ind w:left="0"/>
+            </w:pPr>
+            <w:r>
+              <w:t xml:space="preserve">Georgia Bar No. 537760</w:t>
+            </w:r>
+          </w:p>
+          <w:p>
+            <w:pPr>
+              <w:spacing w:before="0" w:after="0" w:line="312" w:lineRule="exact"/>
+              <w:ind w:left="0"/>
             </w:pPr>
             <w:r>
               <w:t xml:space="preserve">Elizabeth L. Ford</w:t>
@@ -1618,15 +2325,17 @@
           </w:p>
           <w:p>
             <w:pPr>
-              <w:pStyle w:val="SigSingle"/>
-            </w:pPr>
-            <w:r>
-              <w:t xml:space="preserve">Georgia Bar No. 750034</w:t>
-            </w:r>
-          </w:p>
-          <w:p>
-            <w:pPr>
-              <w:pStyle w:val="SigSingle"/>
+              <w:spacing w:before="0" w:after="0" w:line="312" w:lineRule="exact"/>
+              <w:ind w:left="0"/>
+            </w:pPr>
+            <w:r>
+              <w:t xml:space="preserve">Georgia Bar No. 750034</w:t>
+            </w:r>
+          </w:p>
+          <w:p>
+            <w:pPr>
+              <w:spacing w:before="0" w:after="0" w:line="312" w:lineRule="exact"/>
+              <w:ind w:left="0"/>
             </w:pPr>
             <w:r>
               <w:t xml:space="preserve">CHAMBLESS, HIGDON, RICHARDSON, KATZ &amp; GRIGGS, LLP</w:t>
@@ -1634,7 +2343,8 @@
           </w:p>
           <w:p>
             <w:pPr>
-              <w:pStyle w:val="SigSingle"/>
+              <w:spacing w:before="0" w:after="0" w:line="312" w:lineRule="exact"/>
+              <w:ind w:left="0"/>
             </w:pPr>
             <w:r>
               <w:t xml:space="preserve">P.O. Box 6378</w:t>
@@ -1642,7 +2352,8 @@
           </w:p>
           <w:p>
             <w:pPr>
-              <w:pStyle w:val="SigSingle"/>
+              <w:spacing w:before="0" w:after="0" w:line="312" w:lineRule="exact"/>
+              <w:ind w:left="0"/>
             </w:pPr>
             <w:r>
               <w:t xml:space="preserve">Macon, Georgia 31208</w:t>
@@ -1650,15 +2361,19 @@
           </w:p>
           <w:p>
             <w:pPr>
-              <w:pStyle w:val="SigSingle"/>
-            </w:pPr>
-            <w:r>
-              <w:t xml:space="preserve">Telephone: (478) 745-1181</w:t>
-            </w:r>
-          </w:p>
-          <w:p>
-            <w:pPr>
-              <w:pStyle w:val="SigSingle"/>
+              <w:spacing w:before="0" w:after="0" w:line="312" w:lineRule="exact"/>
+              <w:ind w:left="0"/>
+            </w:pPr>
+            <w:r>
+              <w:t xml:space="preserve">Telephone: (478) 745</w:t>
+              <w:noBreakHyphen/>
+              <w:t xml:space="preserve">1181</w:t>
+            </w:r>
+          </w:p>
+          <w:p>
+            <w:pPr>
+              <w:spacing w:before="0" w:after="0" w:line="312" w:lineRule="exact"/>
+              <w:ind w:left="0"/>
             </w:pPr>
             <w:r>
               <w:t xml:space="preserve">dnelson@chrkglaw.com</w:t>
@@ -1666,7 +2381,8 @@
           </w:p>
           <w:p>
             <w:pPr>
-              <w:pStyle w:val="SigSingle"/>
+              <w:spacing w:before="0" w:after="0" w:line="312" w:lineRule="exact"/>
+              <w:ind w:left="0"/>
             </w:pPr>
             <w:r>
               <w:t xml:space="preserve">eford@chrkglaw.com</w:t>
@@ -1674,7 +2390,8 @@
           </w:p>
           <w:p>
             <w:pPr>
-              <w:pStyle w:val="SigSingle"/>
+              <w:spacing w:before="0" w:after="0" w:line="312" w:lineRule="exact"/>
+              <w:ind w:left="0"/>
             </w:pPr>
             <w:r>
               <w:t xml:space="preserve">Counsel for Appellees</w:t>
@@ -1684,14 +2401,10 @@
       </w:tr>
     </w:tbl>
     <w:sectPr>
-      <w:footerReference w:type="default" r:id="rIdGaFooter"/>
-      <w:footnotePr>
-        <w:numRestart w:val="continuous"/>
-      </w:footnotePr>
+      <w:footerReference w:type="default" r:id="rIdFtrGa"/>
       <w:pgSz w:w="12240" w:h="15840"/>
-      <w:pgMar w:top="1440" w:right="1440" w:bottom="1440" w:left="1440" w:header="720" w:footer="720" w:gutter="0"/>
+      <w:pgMar w:top="1440" w:right="1441" w:bottom="1440" w:left="1440" w:header="720" w:footer="552" w:gutter="0"/>
       <w:pgNumType w:fmt="decimal" w:start="1"/>
-      <w:cols w:space="720"/>
     </w:sectPr>
   </w:body>
 </w:document>
@@ -1701,12 +2414,10 @@
 <w:comments xmlns:w="http://schemas.openxmlformats.org/wordprocessingml/2006/main" xmlns:m="http://schemas.openxmlformats.org/officeDocument/2006/math" xmlns:r="http://schemas.openxmlformats.org/officeDocument/2006/relationships" xmlns:o="urn:schemas-microsoft-com:office:office" xmlns:v="urn:schemas-microsoft-com:vml" xmlns:w10="urn:schemas-microsoft-com:office:word" xmlns:a="http://schemas.openxmlformats.org/drawingml/2006/main" xmlns:pic="http://schemas.openxmlformats.org/drawingml/2006/picture" xmlns:wp="http://schemas.openxmlformats.org/drawingml/2006/wordprocessingDrawing"/>
 </file>
 
-<file path=word/footer-ga.xml><?xml version="1.0" encoding="utf-8"?>
+<file path=word/footer1.xml><?xml version="1.0" encoding="utf-8"?>
 <w:ftr xmlns:w="http://schemas.openxmlformats.org/wordprocessingml/2006/main" xmlns:r="http://schemas.openxmlformats.org/officeDocument/2006/relationships">
   <w:p>
     <w:pPr>
-      <w:spacing w:before="0" w:after="0" w:line="240" w:lineRule="auto"/>
-      <w:ind w:firstLine="0"/>
       <w:jc w:val="center"/>
     </w:pPr>
     <w:r>
@@ -1744,7 +2455,7 @@
       </w:r>
     </w:p>
   </w:footnote>
-  <w:footnote w:id="11">
+  <w:footnote w:id="10">
     <w:p>
       <w:pPr>
         <w:pStyle w:val="FootnoteText"/>
@@ -1759,11 +2470,11 @@
         <w:t xml:space="preserve"> </w:t>
       </w:r>
       <w:r>
-        <w:t xml:space="preserve">The underlying facts are more fully described in Defendants’ brief in their cross-appeal, Case No. S26X0350.</w:t>
+        <w:t xml:space="preserve">The underlying facts are more fully described in Defendants’ brief in their cross-appeal, Case No. S26X0350.</w:t>
       </w:r>
     </w:p>
   </w:footnote>
-  <w:footnote w:id="13">
+  <w:footnote w:id="14">
     <w:p>
       <w:pPr>
         <w:pStyle w:val="FootnoteText"/>
@@ -1801,11 +2512,121 @@
         <w:t xml:space="preserve">Turner</w:t>
       </w:r>
       <w:r>
-        <w:t xml:space="preserve">’s holding. [See V26 – 148-49, 160-203, 207-33.]</w:t>
+        <w:t xml:space="preserve">’s holding. [See V26 – 148</w:t>
+      </w:r>
+      <w:r>
+        <w:noBreakHyphen/>
+      </w:r>
+      <w:r>
+        <w:t xml:space="preserve">49, 160</w:t>
+      </w:r>
+      <w:r>
+        <w:noBreakHyphen/>
+      </w:r>
+      <w:r>
+        <w:t xml:space="preserve">203, 207</w:t>
+      </w:r>
+      <w:r>
+        <w:noBreakHyphen/>
+      </w:r>
+      <w:r>
+        <w:t xml:space="preserve">33.]</w:t>
       </w:r>
     </w:p>
   </w:footnote>
 </w:footnotes>
+</file>
+
+<file path=word/ftr-add.xml><?xml version="1.0" encoding="utf-8"?>
+<w:ftr xmlns:w="http://schemas.openxmlformats.org/wordprocessingml/2006/main" xmlns:r="http://schemas.openxmlformats.org/officeDocument/2006/relationships">
+  <w:p>
+    <w:pPr>
+      <w:spacing w:before="0" w:after="0"/>
+      <w:jc w:val="center"/>
+    </w:pPr>
+    <w:r>
+      <w:t>Add-</w:t>
+    </w:r>
+    <w:r>
+      <w:fldChar w:fldCharType="begin"/>
+    </w:r>
+    <w:r>
+      <w:instrText xml:space="preserve"> PAGE </w:instrText>
+    </w:r>
+    <w:r>
+      <w:fldChar w:fldCharType="separate"/>
+    </w:r>
+    <w:r>
+      <w:t>1</w:t>
+    </w:r>
+    <w:r>
+      <w:fldChar w:fldCharType="end"/>
+    </w:r>
+  </w:p>
+</w:ftr>
+</file>
+
+<file path=word/ftr-none.xml><?xml version="1.0" encoding="utf-8"?>
+<w:ftr xmlns:w="http://schemas.openxmlformats.org/wordprocessingml/2006/main" xmlns:r="http://schemas.openxmlformats.org/officeDocument/2006/relationships">
+  <w:p>
+    <w:pPr>
+      <w:spacing w:before="0" w:after="0"/>
+      <w:jc w:val="center"/>
+    </w:pPr>
+  </w:p>
+</w:ftr>
+</file>
+
+<file path=word/ftr-own1.xml><?xml version="1.0" encoding="utf-8"?>
+<w:ftr xmlns:w="http://schemas.openxmlformats.org/wordprocessingml/2006/main" xmlns:r="http://schemas.openxmlformats.org/officeDocument/2006/relationships">
+  <w:p>
+    <w:pPr>
+      <w:spacing w:before="0" w:after="0" w:line="312" w:lineRule="exact"/>
+      <w:jc w:val="center"/>
+    </w:pPr>
+    <w:r>
+      <w:fldChar w:fldCharType="begin"/>
+    </w:r>
+    <w:r>
+      <w:instrText xml:space="preserve"> PAGE </w:instrText>
+    </w:r>
+    <w:r>
+      <w:fldChar w:fldCharType="separate"/>
+    </w:r>
+    <w:r>
+      <w:t>1</w:t>
+    </w:r>
+    <w:r>
+      <w:fldChar w:fldCharType="end"/>
+    </w:r>
+  </w:p>
+</w:ftr>
+</file>
+
+<file path=word/ftr-page.xml><?xml version="1.0" encoding="utf-8"?>
+<w:ftr xmlns:w="http://schemas.openxmlformats.org/wordprocessingml/2006/main" xmlns:r="http://schemas.openxmlformats.org/officeDocument/2006/relationships">
+  <w:p>
+    <w:pPr>
+      <w:spacing w:before="0" w:after="0"/>
+      <w:jc w:val="center"/>
+    </w:pPr>
+    <w:r>
+      <w:fldChar w:fldCharType="begin"/>
+    </w:r>
+    <w:r>
+      <w:instrText xml:space="preserve"> PAGE </w:instrText>
+    </w:r>
+    <w:r>
+      <w:fldChar w:fldCharType="separate"/>
+    </w:r>
+    <w:r>
+      <w:t>1</w:t>
+    </w:r>
+    <w:r>
+      <w:fldChar w:fldCharType="end"/>
+    </w:r>
+  </w:p>
+</w:ftr>
 </file>
 
 <file path=word/numbering.xml><?xml version="1.0" encoding="utf-8"?>
@@ -1893,23 +2714,56 @@
 </file>
 
 <file path=word/styles.xml><?xml version="1.0" encoding="utf-8"?>
-<w:styles xmlns:r="http://schemas.openxmlformats.org/officeDocument/2006/relationships" xmlns:w="http://schemas.openxmlformats.org/wordprocessingml/2006/main">
+<w:styles xmlns:mc="http://schemas.openxmlformats.org/markup-compatibility/2006" xmlns:w14="http://schemas.microsoft.com/office/word/2010/wordml" xmlns:r="http://schemas.openxmlformats.org/officeDocument/2006/relationships" xmlns:w="http://schemas.openxmlformats.org/wordprocessingml/2006/main" mc:Ignorable="w14">
   <w:docDefaults>
     <w:rPrDefault>
       <w:rPr>
         <w:rFonts w:ascii="TeX Gyre Schola" w:hAnsi="TeX Gyre Schola" w:eastAsia="TeX Gyre Schola" w:cs="TeX Gyre Schola"/>
         <w:sz w:val="26"/>
         <w:szCs w:val="26"/>
-        <w:lang w:val="en-US" w:eastAsia="en-US" w:bidi="ar-SA"/>
+        <w:lang w:val="en-US" w:eastAsia="zh-CN" w:bidi="ar-SA"/>
+        <w14:ligatures w14:val="none"/>
       </w:rPr>
     </w:rPrDefault>
     <w:pPrDefault>
       <w:pPr>
-        <w:spacing w:after="0" w:line="240" w:lineRule="auto"/>
+        <w:widowControl/>
+        <w:spacing w:after="0"/>
       </w:pPr>
     </w:pPrDefault>
   </w:docDefaults>
   <w:latentStyles w:defLockedState="0" w:defUIPriority="0" w:defSemiHidden="0" w:defUnhideWhenUsed="0" w:defQFormat="0" w:count="276"/>
+  <w:style w:type="paragraph" w:default="1" w:styleId="Normal">
+    <w:name w:val="Normal"/>
+    <w:qFormat/>
+  </w:style>
+  <w:style w:type="paragraph" w:styleId="BodyText">
+    <w:name w:val="Body Text"/>
+    <w:basedOn w:val="Normal"/>
+    <w:link w:val="BodyTextChar"/>
+    <w:qFormat/>
+    <w:pPr>
+      <w:spacing w:before="0" w:after="0" w:line="624" w:lineRule="exact"/>
+      <w:ind w:firstLine="720"/>
+    </w:pPr>
+  </w:style>
+  <w:style w:type="paragraph" w:customStyle="1" w:styleId="FirstParagraph">
+    <w:name w:val="First Paragraph"/>
+    <w:basedOn w:val="BodyText"/>
+    <w:next w:val="BodyText"/>
+    <w:qFormat/>
+    <w:pPr>
+      <w:ind w:firstLine="0"/>
+    </w:pPr>
+  </w:style>
+  <w:style w:type="paragraph" w:customStyle="1" w:styleId="Compact">
+    <w:name w:val="Compact"/>
+    <w:basedOn w:val="BodyText"/>
+    <w:qFormat/>
+    <w:pPr>
+      <w:spacing w:before="36" w:after="36"/>
+    </w:pPr>
+  </w:style>
   <w:style w:type="paragraph" w:styleId="Title">
     <w:name w:val="Title"/>
     <w:basedOn w:val="Normal"/>
@@ -2043,6 +2897,95 @@
     <w:pPr/>
     <w:rPr/>
   </w:style>
+  <w:style w:type="paragraph" w:styleId="Heading1">
+    <w:name w:val="heading 1"/>
+    <w:basedOn w:val="Normal"/>
+    <w:next w:val="FirstParagraph"/>
+    <w:uiPriority w:val="9"/>
+    <w:qFormat/>
+    <w:pPr>
+      <w:keepNext/>
+      <w:keepLines/>
+      <w:spacing w:before="312" w:after="156" w:line="312" w:lineRule="exact"/>
+      <w:ind w:firstLine="0"/>
+      <w:jc w:val="center"/>
+      <w:outlineLvl w:val="0"/>
+    </w:pPr>
+    <w:rPr>
+      <w:b/>
+      <w:bCs/>
+      <w:color w:val="000000"/>
+    </w:rPr>
+  </w:style>
+  <w:style w:type="paragraph" w:styleId="Heading2">
+    <w:name w:val="heading 2"/>
+    <w:basedOn w:val="Normal"/>
+    <w:next w:val="FirstParagraph"/>
+    <w:uiPriority w:val="9"/>
+    <w:unhideWhenUsed/>
+    <w:qFormat/>
+    <w:pPr>
+      <w:keepNext/>
+      <w:keepLines/>
+      <w:spacing w:before="156" w:after="0" w:line="312" w:lineRule="exact"/>
+      <w:ind w:firstLine="0"/>
+      <w:outlineLvl w:val="1"/>
+    </w:pPr>
+    <w:rPr>
+      <w:b/>
+      <w:bCs/>
+      <w:color w:val="000000"/>
+    </w:rPr>
+  </w:style>
+  <w:style w:type="paragraph" w:styleId="Heading3">
+    <w:name w:val="heading 3"/>
+    <w:basedOn w:val="Normal"/>
+    <w:next w:val="FirstParagraph"/>
+    <w:uiPriority w:val="9"/>
+    <w:unhideWhenUsed/>
+    <w:qFormat/>
+    <w:pPr>
+      <w:keepNext/>
+      <w:keepLines/>
+      <w:spacing w:before="156" w:after="0" w:line="312" w:lineRule="exact"/>
+      <w:ind w:firstLine="0"/>
+      <w:outlineLvl w:val="2"/>
+    </w:pPr>
+    <w:rPr>
+      <w:b/>
+      <w:bCs/>
+      <w:i/>
+      <w:iCs/>
+      <w:color w:val="000000"/>
+    </w:rPr>
+  </w:style>
+  <w:style w:type="paragraph" w:styleId="Heading4">
+    <w:name w:val="heading 4"/>
+    <w:basedOn w:val="Normal"/>
+    <w:next w:val="BodyText"/>
+    <w:link w:val="Heading4Char"/>
+    <w:uiPriority w:val="9"/>
+    <w:semiHidden/>
+    <w:unhideWhenUsed/>
+    <w:qFormat/>
+    <w:rsid w:val="00A10FD9"/>
+    <w:pPr>
+      <w:keepNext/>
+      <w:keepLines/>
+      <w:spacing w:before="156" w:after="0" w:line="312" w:lineRule="exact"/>
+      <w:ind w:firstLine="0"/>
+      <w:outlineLvl w:val="3"/>
+    </w:pPr>
+    <w:rPr>
+      <w:rFonts w:ascii="TeX Gyre Schola" w:hAnsi="TeX Gyre Schola" w:eastAsia="TeX Gyre Schola" w:cs="TeX Gyre Schola"/>
+      <w:b/>
+      <w:bCs/>
+      <w:i/>
+      <w:color w:val="000000"/>
+      <w:sz w:val="26"/>
+      <w:szCs w:val="26"/>
+    </w:rPr>
+  </w:style>
   <w:style w:type="paragraph" w:styleId="Heading5">
     <w:name w:val="heading 5"/>
     <w:basedOn w:val="Normal"/>
@@ -2056,12 +2999,18 @@
     <w:pPr>
       <w:keepNext/>
       <w:keepLines/>
-      <w:spacing w:before="80" w:after="40"/>
+      <w:spacing w:before="156" w:after="0" w:line="312" w:lineRule="exact"/>
+      <w:ind w:firstLine="0"/>
       <w:outlineLvl w:val="4"/>
     </w:pPr>
     <w:rPr>
-      <w:rFonts w:eastAsiaTheme="majorEastAsia" w:cstheme="majorBidi"/>
-      <w:color w:val="0F4761" w:themeColor="accent1" w:themeShade="BF"/>
+      <w:rFonts w:ascii="TeX Gyre Schola" w:hAnsi="TeX Gyre Schola" w:eastAsia="TeX Gyre Schola" w:cs="TeX Gyre Schola"/>
+      <w:b/>
+      <w:bCs/>
+      <w:i/>
+      <w:color w:val="000000"/>
+      <w:sz w:val="26"/>
+      <w:szCs w:val="26"/>
     </w:rPr>
   </w:style>
   <w:style w:type="paragraph" w:styleId="Heading6">
@@ -2271,6 +3220,43 @@
       <w:color w:val="272727" w:themeColor="text1" w:themeTint="D8"/>
     </w:rPr>
   </w:style>
+  <w:style w:type="paragraph" w:customStyle="1" w:styleId="ListItem">
+    <w:name w:val="List Item"/>
+    <w:basedOn w:val="BodyText"/>
+    <w:qFormat/>
+    <w:pPr>
+      <w:spacing w:before="0" w:after="0" w:line="624" w:lineRule="exact"/>
+      <w:ind w:left="720" w:hanging="720"/>
+    </w:pPr>
+  </w:style>
+  <w:style w:type="paragraph" w:styleId="BlockText">
+    <w:name w:val="Block Text"/>
+    <w:basedOn w:val="BodyText"/>
+    <w:next w:val="BodyText"/>
+    <w:uiPriority w:val="9"/>
+    <w:unhideWhenUsed/>
+    <w:qFormat/>
+    <w:pPr>
+      <w:spacing w:before="156" w:after="156" w:line="312" w:lineRule="exact"/>
+      <w:ind w:firstLine="0" w:left="720" w:right="720"/>
+    </w:pPr>
+  </w:style>
+  <w:style w:type="paragraph" w:styleId="FootnoteText">
+    <w:name w:val="Footnote Text"/>
+    <w:basedOn w:val="Normal"/>
+    <w:next w:val="FootnoteText"/>
+    <w:uiPriority w:val="9"/>
+    <w:unhideWhenUsed/>
+    <w:qFormat/>
+    <w:pPr>
+      <w:keepLines/>
+      <w:spacing w:before="0" w:after="132" w:line="264" w:lineRule="exact"/>
+    </w:pPr>
+    <w:rPr>
+      <w:sz w:val="22"/>
+      <w:szCs w:val="22"/>
+    </w:rPr>
+  </w:style>
   <w:style w:type="paragraph" w:styleId="FootnoteBlockText">
     <w:name w:val="Footnote Block Text"/>
     <w:basedOn w:val="FootnoteText"/>
@@ -2279,8 +3265,8 @@
     <w:unhideWhenUsed/>
     <w:qFormat/>
     <w:pPr>
-      <w:spacing w:before="100" w:after="100"/>
-      <w:ind w:firstLine="0" w:left="480" w:right="480"/>
+      <w:spacing w:before="156" w:after="156"/>
+      <w:ind w:firstLine="0" w:left="720" w:right="720"/>
     </w:pPr>
   </w:style>
   <w:style w:type="character" w:default="1" w:styleId="DefaultParagraphFont">
@@ -2388,7 +3374,7 @@
     <w:name w:val="Hyperlink"/>
     <w:basedOn w:val="BodyTextChar"/>
     <w:rPr>
-      <w:color w:val="4F81BD" w:themeColor="accent1"/>
+      <w:color w:val="000000"/>
     </w:rPr>
   </w:style>
   <w:style w:type="paragraph" w:styleId="TOCHeading">
@@ -2409,333 +3395,48 @@
       <w:color w:val="365F91" w:themeColor="accent1" w:themeShade="BF"/>
     </w:rPr>
   </w:style>
-  <w:style w:type="paragraph" w:default="1" w:styleId="Normal">
-    <w:name w:val="Normal"/>
+  <w:style w:type="paragraph" w:customStyle="1" w:styleId="Heading1Top">
+    <w:name w:val="Heading 1 Top"/>
+    <w:basedOn w:val="Heading1"/>
+    <w:next w:val="FirstParagraph"/>
     <w:qFormat/>
     <w:pPr>
-      <w:spacing w:before="0" w:after="0" w:line="240" w:lineRule="auto"/>
-      <w:ind w:firstLine="0"/>
+      <w:spacing w:before="0"/>
     </w:pPr>
-    <w:rPr>
-      <w:rFonts w:ascii="TeX Gyre Schola" w:hAnsi="TeX Gyre Schola" w:eastAsia="TeX Gyre Schola" w:cs="TeX Gyre Schola"/>
-      <w:sz w:val="26"/>
-      <w:szCs w:val="26"/>
-    </w:rPr>
-  </w:style>
-  <w:style w:type="paragraph" w:styleId="BodyText">
-    <w:name w:val="Body Text"/>
-    <w:basedOn w:val="Normal"/>
+  </w:style>
+  <w:style w:type="paragraph" w:customStyle="1" w:styleId="Heading2Top">
+    <w:name w:val="Heading 2 Top"/>
+    <w:basedOn w:val="Heading2"/>
+    <w:next w:val="FirstParagraph"/>
     <w:qFormat/>
     <w:pPr>
-      <w:spacing w:before="0" w:after="0" w:line="614" w:lineRule="auto"/>
-      <w:ind w:firstLine="720"/>
+      <w:spacing w:before="0"/>
     </w:pPr>
   </w:style>
-  <w:style w:type="paragraph" w:styleId="FirstParagraph">
-    <w:name w:val="First Paragraph"/>
-    <w:basedOn w:val="BodyText"/>
-    <w:next w:val="BodyText"/>
+  <w:style w:type="paragraph" w:customStyle="1" w:styleId="Heading3Top">
+    <w:name w:val="Heading 3 Top"/>
+    <w:basedOn w:val="Heading3"/>
+    <w:next w:val="FirstParagraph"/>
     <w:qFormat/>
     <w:pPr>
-      <w:ind w:firstLine="0"/>
+      <w:spacing w:before="0"/>
     </w:pPr>
   </w:style>
-  <w:style w:type="paragraph" w:styleId="Compact">
-    <w:name w:val="Compact"/>
+  <w:style w:type="paragraph" w:customStyle="1" w:styleId="BodyTextNote">
+    <w:name w:val="Body Text Note"/>
     <w:basedOn w:val="BodyText"/>
     <w:qFormat/>
     <w:pPr>
-      <w:ind w:firstLine="0"/>
+      <w:widowControl w:val="0"/>
     </w:pPr>
   </w:style>
-  <w:style w:type="paragraph" w:styleId="Heading1">
-    <w:name w:val="heading 1"/>
-    <w:basedOn w:val="Normal"/>
-    <w:next w:val="BodyText"/>
-    <w:uiPriority w:val="9"/>
+  <w:style w:type="paragraph" w:customStyle="1" w:styleId="FirstParagraphNote">
+    <w:name w:val="First Paragraph Note"/>
+    <w:basedOn w:val="FirstParagraph"/>
     <w:qFormat/>
     <w:pPr>
-      <w:keepNext/>
-      <w:keepLines/>
-      <w:spacing w:before="0" w:after="290" w:line="240" w:lineRule="auto"/>
-      <w:ind w:firstLine="0"/>
-      <w:jc w:val="center"/>
-      <w:outlineLvl w:val="0"/>
+      <w:widowControl w:val="0"/>
     </w:pPr>
-    <w:rPr>
-      <w:b/>
-      <w:bCs/>
-      <w:sz w:val="36"/>
-      <w:szCs w:val="36"/>
-    </w:rPr>
-  </w:style>
-  <w:style w:type="paragraph" w:styleId="Heading2">
-    <w:name w:val="heading 2"/>
-    <w:basedOn w:val="Normal"/>
-    <w:next w:val="BodyText"/>
-    <w:uiPriority w:val="9"/>
-    <w:unhideWhenUsed/>
-    <w:qFormat/>
-    <w:pPr>
-      <w:keepNext/>
-      <w:keepLines/>
-      <w:spacing w:before="312" w:after="208" w:line="307" w:lineRule="auto"/>
-      <w:ind w:firstLine="0"/>
-      <w:outlineLvl w:val="1"/>
-    </w:pPr>
-    <w:rPr>
-      <w:b/>
-      <w:bCs/>
-      <w:sz w:val="31"/>
-      <w:szCs w:val="31"/>
-    </w:rPr>
-  </w:style>
-  <w:style w:type="paragraph" w:styleId="Heading3">
-    <w:name w:val="heading 3"/>
-    <w:basedOn w:val="Normal"/>
-    <w:next w:val="BodyText"/>
-    <w:uiPriority w:val="9"/>
-    <w:unhideWhenUsed/>
-    <w:qFormat/>
-    <w:pPr>
-      <w:keepNext/>
-      <w:keepLines/>
-      <w:spacing w:before="286" w:after="40" w:line="307" w:lineRule="auto"/>
-      <w:ind w:firstLine="0"/>
-      <w:outlineLvl w:val="2"/>
-    </w:pPr>
-    <w:rPr>
-      <w:b/>
-      <w:bCs/>
-      <w:i/>
-      <w:iCs/>
-    </w:rPr>
-  </w:style>
-  <w:style w:type="paragraph" w:styleId="Heading4">
-    <w:name w:val="heading 4"/>
-    <w:basedOn w:val="Heading3"/>
-    <w:next w:val="BodyText"/>
-    <w:uiPriority w:val="9"/>
-    <w:unhideWhenUsed/>
-    <w:qFormat/>
-    <w:pPr>
-      <w:outlineLvl w:val="3"/>
-    </w:pPr>
-  </w:style>
-  <w:style w:type="paragraph" w:styleId="BlockText">
-    <w:name w:val="Block Text"/>
-    <w:basedOn w:val="Normal"/>
-    <w:next w:val="BodyText"/>
-    <w:uiPriority w:val="9"/>
-    <w:qFormat/>
-    <w:pPr>
-      <w:spacing w:before="260" w:after="260" w:line="307" w:lineRule="auto"/>
-      <w:ind w:left="720" w:right="720" w:firstLine="0"/>
-    </w:pPr>
-  </w:style>
-  <w:style w:type="paragraph" w:styleId="FootnoteText">
-    <w:name w:val="footnote text"/>
-    <w:basedOn w:val="Normal"/>
-    <w:uiPriority w:val="99"/>
-    <w:unhideWhenUsed/>
-    <w:pPr>
-      <w:spacing w:before="0" w:after="0" w:line="307" w:lineRule="auto"/>
-      <w:ind w:firstLine="0"/>
-    </w:pPr>
-    <w:rPr>
-      <w:sz w:val="22"/>
-      <w:szCs w:val="22"/>
-    </w:rPr>
-  </w:style>
-  <w:style w:type="paragraph" w:customStyle="1" w:styleId="Centered">
-    <w:name w:val="Centered"/>
-    <w:basedOn w:val="Normal"/>
-    <w:qFormat/>
-    <w:pPr>
-      <w:spacing w:before="0" w:after="0" w:line="307" w:lineRule="auto"/>
-      <w:ind w:firstLine="0"/>
-      <w:jc w:val="center"/>
-    </w:pPr>
-  </w:style>
-  <w:style w:type="paragraph" w:customStyle="1" w:styleId="Single">
-    <w:name w:val="Single"/>
-    <w:basedOn w:val="Normal"/>
-    <w:qFormat/>
-    <w:pPr>
-      <w:spacing w:before="0" w:after="0" w:line="307" w:lineRule="auto"/>
-      <w:ind w:firstLine="0"/>
-    </w:pPr>
-  </w:style>
-  <w:style w:type="paragraph" w:customStyle="1" w:styleId="Indent">
-    <w:name w:val="Indent"/>
-    <w:basedOn w:val="Single"/>
-    <w:qFormat/>
-    <w:pPr>
-      <w:ind w:left="720" w:firstLine="0"/>
-    </w:pPr>
-  </w:style>
-  <w:style w:type="paragraph" w:customStyle="1" w:styleId="Gap">
-    <w:name w:val="Gap"/>
-    <w:basedOn w:val="Normal"/>
-    <w:pPr>
-      <w:spacing w:before="0" w:after="0" w:line="312" w:lineRule="exact"/>
-      <w:ind w:firstLine="0"/>
-    </w:pPr>
-  </w:style>
-  <w:style w:type="paragraph" w:customStyle="1" w:styleId="GapSmall">
-    <w:name w:val="GapSmall"/>
-    <w:basedOn w:val="Gap"/>
-    <w:pPr>
-      <w:spacing w:line="208" w:lineRule="exact"/>
-    </w:pPr>
-  </w:style>
-  <w:style w:type="paragraph" w:customStyle="1" w:styleId="GapLarge">
-    <w:name w:val="GapLarge"/>
-    <w:basedOn w:val="Gap"/>
-    <w:pPr>
-      <w:spacing w:line="416" w:lineRule="exact"/>
-    </w:pPr>
-  </w:style>
-  <w:style w:type="paragraph" w:customStyle="1" w:styleId="GapMid">
-    <w:name w:val="GapMid"/>
-    <w:basedOn w:val="Gap"/>
-    <w:pPr>
-      <w:spacing w:line="572" w:lineRule="exact"/>
-    </w:pPr>
-  </w:style>
-  <w:style w:type="paragraph" w:customStyle="1" w:styleId="GapXL">
-    <w:name w:val="GapXL"/>
-    <w:basedOn w:val="Gap"/>
-    <w:pPr>
-      <w:spacing w:line="624" w:lineRule="exact"/>
-    </w:pPr>
-  </w:style>
-  <w:style w:type="paragraph" w:customStyle="1" w:styleId="FrontTitleTight">
-    <w:name w:val="FrontTitleTight"/>
-    <w:basedOn w:val="FrontTitle"/>
-    <w:qFormat/>
-    <w:pPr>
-      <w:spacing w:before="0" w:after="184" w:line="307" w:lineRule="auto"/>
-    </w:pPr>
-  </w:style>
-  <w:style w:type="paragraph" w:customStyle="1" w:styleId="Heading2Body">
-    <w:name w:val="Heading2Body"/>
-    <w:basedOn w:val="Heading2"/>
-    <w:next w:val="BodyText"/>
-    <w:qFormat/>
-    <w:pPr>
-      <w:keepNext/>
-      <w:keepLines/>
-      <w:spacing w:before="0" w:after="208" w:line="307" w:lineRule="auto"/>
-      <w:outlineLvl w:val="1"/>
-    </w:pPr>
-  </w:style>
-  <w:style w:type="paragraph" w:customStyle="1" w:styleId="Heading3Body">
-    <w:name w:val="Heading3Body"/>
-    <w:basedOn w:val="Heading3"/>
-    <w:next w:val="BodyText"/>
-    <w:qFormat/>
-    <w:pPr>
-      <w:keepNext/>
-      <w:keepLines/>
-      <w:spacing w:before="0" w:after="40" w:line="307" w:lineRule="auto"/>
-      <w:outlineLvl w:val="2"/>
-    </w:pPr>
-  </w:style>
-  <w:style w:type="paragraph" w:customStyle="1" w:styleId="SigSingle">
-    <w:name w:val="SigSingle"/>
-    <w:basedOn w:val="Single"/>
-    <w:qFormat/>
-    <w:pPr>
-      <w:keepNext/>
-      <w:keepLines/>
-    </w:pPr>
-  </w:style>
-  <w:style w:type="paragraph" w:customStyle="1" w:styleId="ClosingKeep">
-    <w:name w:val="ClosingKeep"/>
-    <w:basedOn w:val="BodyNoIndent"/>
-    <w:qFormat/>
-    <w:pPr>
-      <w:keepNext/>
-      <w:keepLines/>
-    </w:pPr>
-  </w:style>
-  <w:style w:type="paragraph" w:customStyle="1" w:styleId="GapLargeKeep">
-    <w:name w:val="GapLargeKeep"/>
-    <w:basedOn w:val="GapLarge"/>
-    <w:pPr>
-      <w:keepNext/>
-    </w:pPr>
-  </w:style>
-  <w:style w:type="paragraph" w:customStyle="1" w:styleId="FrontTitle">
-    <w:name w:val="FrontTitle"/>
-    <w:basedOn w:val="Normal"/>
-    <w:qFormat/>
-    <w:pPr>
-      <w:keepNext/>
-      <w:spacing w:before="0" w:after="312" w:line="307" w:lineRule="auto"/>
-      <w:ind w:firstLine="0"/>
-      <w:jc w:val="center"/>
-    </w:pPr>
-    <w:rPr>
-      <w:b/>
-      <w:bCs/>
-    </w:rPr>
-  </w:style>
-  <w:style w:type="paragraph" w:customStyle="1" w:styleId="BodyNoIndent">
-    <w:name w:val="BodyNoIndent"/>
-    <w:basedOn w:val="BodyText"/>
-    <w:qFormat/>
-    <w:pPr>
-      <w:ind w:firstLine="0"/>
-    </w:pPr>
-  </w:style>
-  <w:style w:type="paragraph" w:customStyle="1" w:styleId="BodyFirst">
-    <w:name w:val="BodyFirst"/>
-    <w:basedOn w:val="BodyText"/>
-    <w:qFormat/>
-    <w:pPr>
-      <w:ind w:firstLine="720"/>
-    </w:pPr>
-  </w:style>
-  <w:style w:type="paragraph" w:customStyle="1" w:styleId="TOCEntry">
-    <w:name w:val="TOCEntry"/>
-    <w:basedOn w:val="BodyNoIndent"/>
-    <w:qFormat/>
-    <w:pPr>
-      <w:keepLines/>
-      <w:tabs>
-        <w:tab w:val="right" w:leader="dot" w:pos="9360"/>
-      </w:tabs>
-      <w:spacing w:before="0" w:after="0" w:line="614" w:lineRule="auto"/>
-      <w:ind w:left="0" w:firstLine="0"/>
-    </w:pPr>
-  </w:style>
-  <w:style w:type="paragraph" w:customStyle="1" w:styleId="TOAEntry">
-    <w:name w:val="TOAEntry"/>
-    <w:basedOn w:val="Single"/>
-    <w:qFormat/>
-    <w:pPr>
-      <w:keepLines/>
-      <w:tabs>
-        <w:tab w:val="right" w:pos="9360"/>
-      </w:tabs>
-      <w:spacing w:before="0" w:after="0" w:line="307" w:lineRule="auto"/>
-      <w:ind w:left="576" w:right="1440" w:hanging="576"/>
-    </w:pPr>
-  </w:style>
-  <w:style w:type="paragraph" w:customStyle="1" w:styleId="TOACategory">
-    <w:name w:val="TOACategory"/>
-    <w:basedOn w:val="Single"/>
-    <w:qFormat/>
-    <w:pPr>
-      <w:keepNext/>
-      <w:spacing w:before="120" w:after="0" w:line="307" w:lineRule="auto"/>
-    </w:pPr>
-    <w:rPr>
-      <w:b/>
-      <w:bCs/>
-    </w:rPr>
   </w:style>
   <w:style w:type="paragraph" w:customStyle="1" w:styleId="SourceCode">
     <w:name w:val="Source Code"/>
